--- a/doc/Book/SpringerProposal/SpringerProposalQuantumSensing.docx
+++ b/doc/Book/SpringerProposal/SpringerProposalQuantumSensing.docx
@@ -12,6 +12,15 @@
           <w:lang w:val="en-US"/>
         </w:rPr>
       </w:pPr>
+      <w:r>
+        <w:rPr>
+          <w:b/>
+          <w:sz w:val="24"/>
+          <w:szCs w:val="24"/>
+          <w:lang w:val="en-US"/>
+        </w:rPr>
+        <w:t xml:space="preserve"> </w:t>
+      </w:r>
       <w:r>
         <w:rPr>
           <w:b/>
@@ -1276,7 +1285,6 @@
                 <w:szCs w:val="24"/>
                 <w:lang w:val="en-US"/>
               </w:rPr>
-              <w:lastRenderedPageBreak/>
               <w:t xml:space="preserve">Please provide a brief </w:t>
             </w:r>
             <w:r>
@@ -2224,7 +2232,6 @@
                 <w:szCs w:val="24"/>
                 <w:lang w:val="en-US"/>
               </w:rPr>
-              <w:lastRenderedPageBreak/>
               <w:t xml:space="preserve">Please provide a brief </w:t>
             </w:r>
             <w:r>
@@ -2316,6 +2323,70 @@
                 <w:lang w:val="en-US"/>
               </w:rPr>
             </w:pPr>
+            <w:r>
+              <w:rPr>
+                <w:sz w:val="24"/>
+                <w:szCs w:val="24"/>
+                <w:lang w:val="en-US"/>
+              </w:rPr>
+              <w:t xml:space="preserve">Lange works on topological materials and their application to quantum sensing.  He has worked on fundamental bounds </w:t>
+            </w:r>
+            <w:r>
+              <w:rPr>
+                <w:sz w:val="24"/>
+                <w:szCs w:val="24"/>
+                <w:lang w:val="en-US"/>
+              </w:rPr>
+              <w:t>on sensitivity in solid state systems, and their relationship to topology</w:t>
+            </w:r>
+            <w:r>
+              <w:rPr>
+                <w:sz w:val="24"/>
+                <w:szCs w:val="24"/>
+                <w:lang w:val="en-US"/>
+              </w:rPr>
+              <w:t xml:space="preserve">. </w:t>
+            </w:r>
+            <w:r>
+              <w:rPr>
+                <w:sz w:val="24"/>
+                <w:szCs w:val="24"/>
+                <w:lang w:val="en-US"/>
+              </w:rPr>
+              <w:t xml:space="preserve">Of particular interest is the relationship between quantum </w:t>
+            </w:r>
+            <w:r>
+              <w:rPr>
+                <w:sz w:val="24"/>
+                <w:szCs w:val="24"/>
+                <w:lang w:val="en-US"/>
+              </w:rPr>
+              <w:t xml:space="preserve">geometry and sensing in materials. </w:t>
+            </w:r>
+            <w:r>
+              <w:rPr>
+                <w:sz w:val="24"/>
+                <w:szCs w:val="24"/>
+                <w:lang w:val="en-US"/>
+              </w:rPr>
+              <w:t xml:space="preserve">He has been awarded an international prize for his work on certain topological phase transitions, characterized by spin degrees of freedom, and </w:t>
+            </w:r>
+            <w:r>
+              <w:rPr>
+                <w:sz w:val="24"/>
+                <w:szCs w:val="24"/>
+                <w:lang w:val="en-US"/>
+              </w:rPr>
+              <w:t xml:space="preserve">was elected </w:t>
+            </w:r>
+            <w:r>
+              <w:rPr>
+                <w:sz w:val="24"/>
+                <w:szCs w:val="24"/>
+                <w:lang w:val="en-US"/>
+              </w:rPr>
+              <w:t>a member of the young academy of Norway.</w:t>
+            </w:r>
           </w:p>
         </w:tc>
       </w:tr>
@@ -2720,6 +2791,14 @@
               </w:rPr>
               <w:t>University of South-Eastern Norway</w:t>
             </w:r>
+            <w:r>
+              <w:rPr>
+                <w:sz w:val="24"/>
+                <w:szCs w:val="24"/>
+                <w:lang w:val="en-US"/>
+              </w:rPr>
+              <w:t xml:space="preserve"> / University of Oslo</w:t>
+            </w:r>
           </w:p>
         </w:tc>
       </w:tr>
@@ -3142,7 +3221,6 @@
                 <w:szCs w:val="24"/>
                 <w:lang w:val="en-US"/>
               </w:rPr>
-              <w:lastRenderedPageBreak/>
               <w:t xml:space="preserve">Please provide a brief </w:t>
             </w:r>
             <w:r>
@@ -3227,13 +3305,105 @@
             <w:pPr>
               <w:pStyle w:val="ListParagraph"/>
               <w:ind w:left="0"/>
-              <w:jc w:val="both"/>
-              <w:rPr>
-                <w:sz w:val="24"/>
-                <w:szCs w:val="24"/>
-                <w:lang w:val="en-US"/>
-              </w:rPr>
-            </w:pPr>
+              <w:rPr>
+                <w:sz w:val="24"/>
+                <w:szCs w:val="24"/>
+                <w:lang w:val="en-US"/>
+              </w:rPr>
+            </w:pPr>
+            <w:r>
+              <w:rPr>
+                <w:sz w:val="24"/>
+                <w:szCs w:val="24"/>
+                <w:lang w:val="en-US"/>
+              </w:rPr>
+              <w:t>Massel works on the theory of optomechanical systems and, more broadly, on applying quantum</w:t>
+            </w:r>
+            <w:r>
+              <w:rPr>
+                <w:rFonts w:ascii="Cambria Math" w:hAnsi="Cambria Math" w:cs="Cambria Math"/>
+                <w:sz w:val="24"/>
+                <w:szCs w:val="24"/>
+                <w:lang w:val="en-US"/>
+              </w:rPr>
+              <w:t>‑</w:t>
+            </w:r>
+            <w:r>
+              <w:rPr>
+                <w:sz w:val="24"/>
+                <w:szCs w:val="24"/>
+                <w:lang w:val="en-US"/>
+              </w:rPr>
+              <w:t>optical and quantum</w:t>
+            </w:r>
+            <w:r>
+              <w:rPr>
+                <w:rFonts w:ascii="Cambria Math" w:hAnsi="Cambria Math" w:cs="Cambria Math"/>
+                <w:sz w:val="24"/>
+                <w:szCs w:val="24"/>
+                <w:lang w:val="en-US"/>
+              </w:rPr>
+              <w:t>‑</w:t>
+            </w:r>
+            <w:r>
+              <w:rPr>
+                <w:sz w:val="24"/>
+                <w:szCs w:val="24"/>
+                <w:lang w:val="en-US"/>
+              </w:rPr>
+              <w:t>information methods to circuit</w:t>
+            </w:r>
+            <w:r>
+              <w:rPr>
+                <w:rFonts w:ascii="Cambria Math" w:hAnsi="Cambria Math" w:cs="Cambria Math"/>
+                <w:sz w:val="24"/>
+                <w:szCs w:val="24"/>
+                <w:lang w:val="en-US"/>
+              </w:rPr>
+              <w:t>‑</w:t>
+            </w:r>
+            <w:r>
+              <w:rPr>
+                <w:sz w:val="24"/>
+                <w:szCs w:val="24"/>
+                <w:lang w:val="en-US"/>
+              </w:rPr>
+              <w:t>QED devices. He has a long track record of collaboration with experimental groups, which has led to important advances in quantum state engineering. Highlights include the preparation of mechanical states squeezed below the zero</w:t>
+            </w:r>
+            <w:r>
+              <w:rPr>
+                <w:rFonts w:ascii="Cambria Math" w:hAnsi="Cambria Math" w:cs="Cambria Math"/>
+                <w:sz w:val="24"/>
+                <w:szCs w:val="24"/>
+                <w:lang w:val="en-US"/>
+              </w:rPr>
+              <w:t>‑</w:t>
+            </w:r>
+            <w:r>
+              <w:rPr>
+                <w:sz w:val="24"/>
+                <w:szCs w:val="24"/>
+                <w:lang w:val="en-US"/>
+              </w:rPr>
+              <w:t>point</w:t>
+            </w:r>
+            <w:r>
+              <w:rPr>
+                <w:rFonts w:ascii="Cambria Math" w:hAnsi="Cambria Math" w:cs="Cambria Math"/>
+                <w:sz w:val="24"/>
+                <w:szCs w:val="24"/>
+                <w:lang w:val="en-US"/>
+              </w:rPr>
+              <w:t>‑</w:t>
+            </w:r>
+            <w:r>
+              <w:rPr>
+                <w:sz w:val="24"/>
+                <w:szCs w:val="24"/>
+                <w:lang w:val="en-US"/>
+              </w:rPr>
+              <w:t>fluctuation limit and the first demonstration of stabilized entanglement between nearly macroscopic mechanical resonators.</w:t>
+            </w:r>
           </w:p>
         </w:tc>
       </w:tr>
@@ -4797,7 +4967,47 @@
           <w:szCs w:val="24"/>
           <w:lang w:val="en-US"/>
         </w:rPr>
-        <w:t xml:space="preserve"> 31/12/2026</w:t>
+        <w:t xml:space="preserve"> 3</w:t>
+      </w:r>
+      <w:r>
+        <w:rPr>
+          <w:sz w:val="24"/>
+          <w:szCs w:val="24"/>
+          <w:lang w:val="en-US"/>
+        </w:rPr>
+        <w:t>0</w:t>
+      </w:r>
+      <w:r>
+        <w:rPr>
+          <w:sz w:val="24"/>
+          <w:szCs w:val="24"/>
+          <w:lang w:val="en-US"/>
+        </w:rPr>
+        <w:t>/</w:t>
+      </w:r>
+      <w:r>
+        <w:rPr>
+          <w:sz w:val="24"/>
+          <w:szCs w:val="24"/>
+          <w:lang w:val="en-US"/>
+        </w:rPr>
+        <w:t>06</w:t>
+      </w:r>
+      <w:r>
+        <w:rPr>
+          <w:sz w:val="24"/>
+          <w:szCs w:val="24"/>
+          <w:lang w:val="en-US"/>
+        </w:rPr>
+        <w:t>/202</w:t>
+      </w:r>
+      <w:r>
+        <w:rPr>
+          <w:sz w:val="24"/>
+          <w:szCs w:val="24"/>
+          <w:lang w:val="en-US"/>
+        </w:rPr>
+        <w:t>7</w:t>
       </w:r>
     </w:p>
     <w:p>
@@ -4915,7 +5125,7 @@
           <w:szCs w:val="24"/>
           <w:lang w:val="en-US"/>
         </w:rPr>
-        <w:t>NA</w:t>
+        <w:t xml:space="preserve"> not determined as of writing </w:t>
       </w:r>
       <w:r>
         <w:rPr>
@@ -4968,7 +5178,15 @@
           <w:szCs w:val="24"/>
           <w:lang w:val="en-US"/>
         </w:rPr>
-        <w:t xml:space="preserve">  NA</w:t>
+        <w:t xml:space="preserve">  </w:t>
+      </w:r>
+      <w:r>
+        <w:rPr>
+          <w:sz w:val="24"/>
+          <w:szCs w:val="24"/>
+          <w:lang w:val="en-US"/>
+        </w:rPr>
+        <w:t xml:space="preserve">          not determined as of writing </w:t>
       </w:r>
     </w:p>
     <w:p>
@@ -5014,7 +5232,15 @@
           <w:szCs w:val="24"/>
           <w:lang w:val="en-US"/>
         </w:rPr>
-        <w:t xml:space="preserve"> NA</w:t>
+        <w:t xml:space="preserve"> </w:t>
+      </w:r>
+      <w:r>
+        <w:rPr>
+          <w:sz w:val="24"/>
+          <w:szCs w:val="24"/>
+          <w:lang w:val="en-US"/>
+        </w:rPr>
+        <w:t xml:space="preserve">  not determined as of writing </w:t>
       </w:r>
     </w:p>
     <w:p>
@@ -5059,7 +5285,15 @@
           <w:szCs w:val="24"/>
           <w:lang w:val="en-US"/>
         </w:rPr>
-        <w:t xml:space="preserve"> NA</w:t>
+        <w:t xml:space="preserve"> </w:t>
+      </w:r>
+      <w:r>
+        <w:rPr>
+          <w:sz w:val="24"/>
+          <w:szCs w:val="24"/>
+          <w:lang w:val="en-US"/>
+        </w:rPr>
+        <w:t xml:space="preserve">not determined as of writing </w:t>
       </w:r>
     </w:p>
     <w:p>
@@ -5254,58 +5488,39 @@
           <w:p>
             <w:pPr>
               <w:pStyle w:val="p1"/>
-            </w:pPr>
-            <w:r>
-              <w:t>This chapter surveys the foundations of quantum sensing and metrology. It introduces how uniquely quantum effects—superposition, entanglement and quantum discreteness—can yield measurement performance beyond classical limits, e.g. achieving Heisenberg-limited sensitivity instead of the standard shot-noise limit. The text defines a quantum sensor broadly, discusses basic limits (standard-quantum-limit vs. Heisenberg limit) and highlights examples like spin-squeezing or entangled-photon techniques used in state-of-the-art sensors. Various platforms are overviewed: solid-state spin systems, cold-atom magnetometers and interferometers, optomechanical devices, etc. The chapter also describes applications in biology, geology, and navigation, noting specific use-cases such as nanoscale magnetometry or inertial sensing. Finally it contrasts quantum vs. classical sensors, and emphasizes the importance of managing decoherence and noise (e.g. the trade-off between sensor responsivity and coherence time in sensitivity). The conclusion highlights how theory (metrological limits, decoherence modeling) is balanced with practical sensor examples (NV centers, atomic clocks, optomechanical setups) and surveys future directions like miniaturization, sensor networks and new sensing modalities.</w:t>
-            </w:r>
-          </w:p>
-          <w:p>
-            <w:pPr>
               <w:rPr>
                 <w:rStyle w:val="s3"/>
               </w:rPr>
             </w:pPr>
+            <w:r>
+              <w:t xml:space="preserve">This chapter surveys the foundations of quantum sensing and metrology. It introduces how uniquely quantum effects—superposition, entanglement and quantum discreteness—can yield measurement performance beyond classical limits, e.g. achieving Heisenberg-limited sensitivity instead of the standard shot-noise limit. The text defines a quantum sensor broadly, discusses basic limits (standard-quantum-limit vs. Heisenberg limit) and highlights examples like </w:t>
+            </w:r>
+            <w:r>
+              <w:t xml:space="preserve">squeezing, </w:t>
+            </w:r>
+            <w:r>
+              <w:t>spin-squeezing</w:t>
+            </w:r>
+            <w:r>
+              <w:t xml:space="preserve"> </w:t>
+            </w:r>
+            <w:r>
+              <w:t xml:space="preserve">or entangled-photon techniques used in state-of-the-art sensors. Various platforms are </w:t>
+            </w:r>
+            <w:r>
+              <w:t>surveyed</w:t>
+            </w:r>
+            <w:r>
+              <w:t>: solid-state spin systems, cold-atom magnetometers and interferometers, optomechanical devices, etc. The chapter also describes applications in biology, geology, and navigation, noting specific use-cases such as nanoscale magnetometry or inertial sensing. Finally it contrasts quantum vs. classical sensors, and emphasizes the importance of managing decoherence and noise (e.g. the trade-off between sensor responsivity and coherence time in sensitivity). The conclusion highlights how theory (metrological limits, decoherence modeling) is balanced with practical sensor examples (NV centers, atomic clocks, optomechanical setups) and surveys future directions like miniaturization, sensor networks and new sensing modalities.</w:t>
+            </w:r>
             <w:r>
               <w:rPr>
                 <w:rStyle w:val="s3"/>
                 <w:noProof/>
               </w:rPr>
-              <w:pict w14:anchorId="1B4CDA13">
-                <v:rect id="_x0000_i1033" alt="" style="width:439.45pt;height:.05pt;mso-width-percent:0;mso-height-percent:0;mso-width-percent:0;mso-height-percent:0" o:hrpct="939" o:hralign="center" o:hrstd="t" o:hr="t" fillcolor="#a0a0a0" stroked="f"/>
+              <w:pict w14:anchorId="46D327EF">
+                <v:rect id="_x0000_i1037" alt="" style="width:387.95pt;height:.05pt;mso-width-percent:0;mso-height-percent:0;mso-width-percent:0;mso-height-percent:0" o:hrpct="829" o:hralign="center" o:hrstd="t" o:hr="t" fillcolor="#a0a0a0" stroked="f"/>
               </w:pict>
-            </w:r>
-          </w:p>
-          <w:p>
-            <w:pPr>
-              <w:pStyle w:val="Heading2"/>
-            </w:pPr>
-            <w:r>
-              <w:t>Chapter 2</w:t>
-            </w:r>
-          </w:p>
-          <w:p>
-            <w:pPr>
-              <w:pStyle w:val="p3"/>
-            </w:pPr>
-          </w:p>
-          <w:p>
-            <w:pPr>
-              <w:pStyle w:val="p4"/>
-            </w:pPr>
-            <w:r>
-              <w:rPr>
-                <w:b/>
-                <w:bCs/>
-              </w:rPr>
-              <w:t>Basic Mathematics for Quantum Sensing, perhaps appendix material</w:t>
-            </w:r>
-          </w:p>
-          <w:p>
-            <w:pPr>
-              <w:pStyle w:val="p1"/>
-            </w:pPr>
-            <w:r>
-              <w:t>This chapter provides a concise review of the linear-algebraic tools used throughout the book. It introduces vector and matrix notation (Dirac bra–ket and tensor conventions) and defines operations on state vectors, including inner and outer products and Hermitian conjugation. Essential matrix concepts such as addition, scalar multiplication, Hermitian and unitary operators are discussed along with how they act on vectors and preserve norms. The chapter develops eigenvalue problems and the spectral theorem, emphasizing how any Hermitian operator can be diagonalized (which underpins density matrices and quantum measurements). Tensor products and multi-qubit state spaces are introduced to describe composite systems and entangled states. Throughout, examples and simple exercises (for example Pauli matrices and Bell states) are used to illustrate ideas in the context of two-level quantum systems. This chapter ensures that students have the mathematical background—vector spaces, matrix decompositions, and the Dirac formalism—needed for later quantum theory and sensing applications.</w:t>
             </w:r>
           </w:p>
           <w:p>
@@ -5319,67 +5534,17 @@
                 <w:rStyle w:val="s3"/>
                 <w:noProof/>
               </w:rPr>
-              <w:pict w14:anchorId="7DD8A181">
-                <v:rect id="_x0000_i1032" alt="" style="width:439.45pt;height:.05pt;mso-width-percent:0;mso-height-percent:0;mso-width-percent:0;mso-height-percent:0" o:hrpct="939" o:hralign="center" o:hrstd="t" o:hr="t" fillcolor="#a0a0a0" stroked="f"/>
+              <w:pict w14:anchorId="16171ED0">
+                <v:rect id="_x0000_i1036" alt="" style="width:376.25pt;height:.05pt;mso-width-percent:0;mso-height-percent:0;mso-width-percent:0;mso-height-percent:0" o:hrpct="804" o:hralign="center" o:hrstd="t" o:hr="t" fillcolor="#a0a0a0" stroked="f"/>
               </w:pict>
             </w:r>
-          </w:p>
-          <w:p>
-            <w:pPr>
-              <w:pStyle w:val="Heading2"/>
-            </w:pPr>
-            <w:r>
-              <w:lastRenderedPageBreak/>
-              <w:t>Chapter 3</w:t>
-            </w:r>
-          </w:p>
-          <w:p>
-            <w:pPr>
-              <w:pStyle w:val="p3"/>
-            </w:pPr>
-          </w:p>
-          <w:p>
-            <w:pPr>
-              <w:pStyle w:val="p4"/>
-            </w:pPr>
-            <w:r>
-              <w:rPr>
-                <w:b/>
-                <w:bCs/>
-              </w:rPr>
-              <w:t>Quantum Mechanics for Quantum Sensing</w:t>
-            </w:r>
-          </w:p>
-          <w:p>
-            <w:pPr>
-              <w:pStyle w:val="p1"/>
-            </w:pPr>
-            <w:r>
-              <w:t xml:space="preserve">Here we review the basic quantum mechanics needed for sensing. It begins with state descriptions (pure and mixed) and the density-operator formalism, showing how any pure state yields a projector and how measurement probabilities are computed from the density matrix. Quantum measurement theory is presented (projective measurements in the energy basis, Born-rule probabilities, and state collapse). The chapter then introduces common qubit operations via Hermitian and unitary operators (notably the Pauli matrices and simple 2×2 gates) and how they flip or phase-shift basis states. Time evolution is treated next: the Schrödinger equation and its formal unitary solution </w:t>
-            </w:r>
-            <w:r>
-              <w:rPr>
-                <w:rStyle w:val="s2"/>
-              </w:rPr>
-              <w:t>U(t)=e^{-iHt/\hbar}</w:t>
-            </w:r>
-            <w:r>
-              <w:t xml:space="preserve"> are derived, and the role of Hermitian (energy) and unitary operators is emphasized. The Heisenberg and interaction pictures are briefly discussed. The chapter concludes with remarks on state preparation and common quantum gates (Hadamard, phase, etc.). Overall, the chapter consolidates the quantum formalism needed to model sensors as quantum systems.</w:t>
-            </w:r>
-          </w:p>
-          <w:p>
-            <w:pPr>
-              <w:rPr>
-                <w:rStyle w:val="s3"/>
-              </w:rPr>
-            </w:pPr>
             <w:r>
               <w:rPr>
                 <w:rStyle w:val="s3"/>
                 <w:noProof/>
               </w:rPr>
-              <w:pict w14:anchorId="2D8636D6">
-                <v:rect id="_x0000_i1031" alt="" style="width:439.45pt;height:.05pt;mso-width-percent:0;mso-height-percent:0;mso-width-percent:0;mso-height-percent:0" o:hrpct="939" o:hralign="center" o:hrstd="t" o:hr="t" fillcolor="#a0a0a0" stroked="f"/>
+              <w:pict w14:anchorId="1E3F65D6">
+                <v:rect id="_x0000_i1035" alt="" style="width:387.95pt;height:.05pt;mso-width-percent:0;mso-height-percent:0;mso-width-percent:0;mso-height-percent:0" o:hrpct="829" o:hralign="center" o:hrstd="t" o:hr="t" fillcolor="#a0a0a0" stroked="f"/>
               </w:pict>
             </w:r>
           </w:p>
@@ -5388,7 +5553,10 @@
               <w:pStyle w:val="Heading2"/>
             </w:pPr>
             <w:r>
-              <w:t>Chapter 4</w:t>
+              <w:t xml:space="preserve">Chapter </w:t>
+            </w:r>
+            <w:r>
+              <w:t>2</w:t>
             </w:r>
           </w:p>
           <w:p>
@@ -5405,7 +5573,14 @@
                 <w:b/>
                 <w:bCs/>
               </w:rPr>
-              <w:t>Quantum Sensing Devices</w:t>
+              <w:t>Quantum Mechanics for Quantum Sensing</w:t>
+            </w:r>
+            <w:r>
+              <w:rPr>
+                <w:b/>
+                <w:bCs/>
+              </w:rPr>
+              <w:t xml:space="preserve"> 1 (closed systems &amp; projective measurement)</w:t>
             </w:r>
           </w:p>
           <w:p>
@@ -5413,7 +5588,115 @@
               <w:pStyle w:val="p1"/>
             </w:pPr>
             <w:r>
-              <w:t>This chapter surveys key physical platforms and protocols used as quantum sensors. It explains NV centers in diamond—atomic-scale spin defects enabling room-temperature nanoscale magnetometry—and highlights their sensitivity and wide application range. Superconducting circuits and qubits are discussed as tunable GHz-frequency devices for microwave sensing. Trapped ions and neutral atoms are presented as precision sensors for time, frequency and inertial measurements, including atomic clocks and atom-interferometer gravimeters. The chapter also reviews canonical interferometric sensing schemes: Ramsey interferometry as a phase-estimation protocol and Mach–Zehnder interferometry for optical phase sensing. The focus is on how quantum systems are controlled and read out to detect fields or forces. In summary, the chapter connects abstract principles to concrete sensor hardware and experimental methods.</w:t>
+              <w:t xml:space="preserve">Here we review the basic quantum mechanics needed for sensing. It begins with state descriptions (pure and mixed) and the density-operator formalism, showing how any pure state yields a projector and how measurement probabilities are computed from the density matrix. </w:t>
+            </w:r>
+            <w:r>
+              <w:t xml:space="preserve">The concept of projective measurement </w:t>
+            </w:r>
+            <w:r>
+              <w:t xml:space="preserve">is presented (projective measurements in the energy basis, Born-rule probabilities, and state collapse). The chapter then introduces common qubit operations via Hermitian and unitary operators (notably the Pauli matrices and simple 2×2 gates) and how they flip or phase-shift basis states. Time evolution is treated next: the Schrödinger equation and its formal unitary solution </w:t>
+            </w:r>
+            <m:oMath>
+              <m:r>
+                <m:rPr>
+                  <m:sty m:val="p"/>
+                </m:rPr>
+                <w:rPr>
+                  <w:rStyle w:val="s2"/>
+                  <w:rFonts w:ascii="Cambria Math" w:hAnsi="Cambria Math"/>
+                </w:rPr>
+                <m:t>U</m:t>
+              </m:r>
+              <m:d>
+                <m:dPr>
+                  <m:ctrlPr>
+                    <w:rPr>
+                      <w:rStyle w:val="s2"/>
+                      <w:rFonts w:ascii="Cambria Math" w:hAnsi="Cambria Math"/>
+                    </w:rPr>
+                  </m:ctrlPr>
+                </m:dPr>
+                <m:e>
+                  <m:r>
+                    <m:rPr>
+                      <m:sty m:val="p"/>
+                    </m:rPr>
+                    <w:rPr>
+                      <w:rStyle w:val="s2"/>
+                      <w:rFonts w:ascii="Cambria Math" w:hAnsi="Cambria Math"/>
+                    </w:rPr>
+                    <m:t>t</m:t>
+                  </m:r>
+                </m:e>
+              </m:d>
+              <m:r>
+                <m:rPr>
+                  <m:sty m:val="p"/>
+                </m:rPr>
+                <w:rPr>
+                  <w:rStyle w:val="s2"/>
+                  <w:rFonts w:ascii="Cambria Math" w:hAnsi="Cambria Math"/>
+                </w:rPr>
+                <m:t>=</m:t>
+              </m:r>
+              <m:sSup>
+                <m:sSupPr>
+                  <m:ctrlPr>
+                    <w:rPr>
+                      <w:rStyle w:val="s2"/>
+                      <w:rFonts w:ascii="Cambria Math" w:hAnsi="Cambria Math"/>
+                    </w:rPr>
+                  </m:ctrlPr>
+                </m:sSupPr>
+                <m:e>
+                  <m:r>
+                    <m:rPr>
+                      <m:sty m:val="p"/>
+                    </m:rPr>
+                    <w:rPr>
+                      <w:rStyle w:val="s2"/>
+                      <w:rFonts w:ascii="Cambria Math" w:hAnsi="Cambria Math"/>
+                    </w:rPr>
+                    <m:t>e</m:t>
+                  </m:r>
+                </m:e>
+                <m:sup>
+                  <m:r>
+                    <m:rPr>
+                      <m:sty m:val="p"/>
+                    </m:rPr>
+                    <w:rPr>
+                      <w:rStyle w:val="s2"/>
+                      <w:rFonts w:ascii="Cambria Math" w:hAnsi="Cambria Math"/>
+                    </w:rPr>
+                    <m:t>-iHt</m:t>
+                  </m:r>
+                  <m:r>
+                    <m:rPr>
+                      <m:lit/>
+                      <m:sty m:val="p"/>
+                    </m:rPr>
+                    <w:rPr>
+                      <w:rStyle w:val="s2"/>
+                      <w:rFonts w:ascii="Cambria Math" w:hAnsi="Cambria Math"/>
+                    </w:rPr>
+                    <m:t>/</m:t>
+                  </m:r>
+                  <m:r>
+                    <m:rPr>
+                      <m:sty m:val="p"/>
+                    </m:rPr>
+                    <w:rPr>
+                      <w:rStyle w:val="s2"/>
+                      <w:rFonts w:ascii="Cambria Math" w:hAnsi="Cambria Math"/>
+                    </w:rPr>
+                    <m:t>ℏ</m:t>
+                  </m:r>
+                </m:sup>
+              </m:sSup>
+            </m:oMath>
+            <w:r>
+              <w:t xml:space="preserve"> are derived, and the role of Hermitian (energy) and unitary operators is emphasized. The Heisenberg and interaction pictures are briefly discussed. The chapter concludes with remarks on state preparation and common quantum gates (Hadamard, phase, etc.). Overall, the chapter consolidates the quantum formalism needed to model sensors as quantum systems.</w:t>
             </w:r>
           </w:p>
           <w:p>
@@ -5427,61 +5710,17 @@
                 <w:rStyle w:val="s3"/>
                 <w:noProof/>
               </w:rPr>
-              <w:pict w14:anchorId="3BF8EAE9">
-                <v:rect id="_x0000_i1030" alt="" style="width:439.45pt;height:.05pt;mso-width-percent:0;mso-height-percent:0;mso-width-percent:0;mso-height-percent:0" o:hrpct="939" o:hralign="center" o:hrstd="t" o:hr="t" fillcolor="#a0a0a0" stroked="f"/>
+              <w:pict w14:anchorId="4BDE9230">
+                <v:rect id="_x0000_i1034" alt="" style="width:376.25pt;height:.05pt;mso-width-percent:0;mso-height-percent:0;mso-width-percent:0;mso-height-percent:0" o:hrpct="804" o:hralign="center" o:hrstd="t" o:hr="t" fillcolor="#a0a0a0" stroked="f"/>
               </w:pict>
             </w:r>
-          </w:p>
-          <w:p>
-            <w:pPr>
-              <w:pStyle w:val="Heading2"/>
-            </w:pPr>
-            <w:r>
-              <w:t>Chapter 5</w:t>
-            </w:r>
-          </w:p>
-          <w:p>
-            <w:pPr>
-              <w:pStyle w:val="p3"/>
-            </w:pPr>
-          </w:p>
-          <w:p>
-            <w:pPr>
-              <w:pStyle w:val="p4"/>
-            </w:pPr>
-            <w:r>
-              <w:rPr>
-                <w:b/>
-                <w:bCs/>
-              </w:rPr>
-              <w:t>Noise and Decoherence</w:t>
-            </w:r>
-          </w:p>
-          <w:p>
-            <w:pPr>
-              <w:pStyle w:val="p1"/>
-            </w:pPr>
-            <w:r>
-              <w:t xml:space="preserve">This chapter addresses the inevitable interaction of quantum sensors with their environment and the resulting noise processes. It introduces open-system models and the Lindblad </w:t>
-            </w:r>
-            <w:r>
-              <w:lastRenderedPageBreak/>
-              <w:t>master equation for Markovian decoherence, explaining relaxation and dephasing mechanisms. Typical noise sources—magnetic background fluctuations, Johnson noise, phonons—are discussed in terms of how they enter Lindblad operators. The chapter shows how decoherence limits sensor performance by reducing coherence time and sensitivity, and briefly reviews methods to characterize noise such as spin-echo sequences. Overall, the chapter equips the reader with tools to model realistic sensors and predict noise-limited performance.</w:t>
-            </w:r>
-          </w:p>
-          <w:p>
-            <w:pPr>
-              <w:rPr>
-                <w:rStyle w:val="s3"/>
-              </w:rPr>
-            </w:pPr>
             <w:r>
               <w:rPr>
                 <w:rStyle w:val="s3"/>
                 <w:noProof/>
               </w:rPr>
-              <w:pict w14:anchorId="09015139">
-                <v:rect id="_x0000_i1029" alt="" style="width:439.45pt;height:.05pt;mso-width-percent:0;mso-height-percent:0;mso-width-percent:0;mso-height-percent:0" o:hrpct="939" o:hralign="center" o:hrstd="t" o:hr="t" fillcolor="#a0a0a0" stroked="f"/>
+              <w:pict w14:anchorId="71EFC7EF">
+                <v:rect id="_x0000_i1033" alt="" style="width:387.95pt;height:.05pt;mso-width-percent:0;mso-height-percent:0;mso-width-percent:0;mso-height-percent:0" o:hrpct="829" o:hralign="center" o:hrstd="t" o:hr="t" fillcolor="#a0a0a0" stroked="f"/>
               </w:pict>
             </w:r>
           </w:p>
@@ -5490,16 +5729,237 @@
               <w:pStyle w:val="Heading2"/>
             </w:pPr>
             <w:r>
+              <w:t>Chapter 3</w:t>
+            </w:r>
+          </w:p>
+          <w:p>
+            <w:pPr>
+              <w:pStyle w:val="p3"/>
+            </w:pPr>
+          </w:p>
+          <w:p>
+            <w:pPr>
+              <w:pStyle w:val="p4"/>
+            </w:pPr>
+            <w:r>
+              <w:rPr>
+                <w:b/>
+                <w:bCs/>
+              </w:rPr>
+              <w:t>Quantum Mechanics for Quantum Sensing 2 (open q</w:t>
+            </w:r>
+            <w:r>
+              <w:rPr>
+                <w:b/>
+                <w:bCs/>
+              </w:rPr>
+              <w:t>uantum</w:t>
+            </w:r>
+            <w:r>
+              <w:rPr>
+                <w:b/>
+                <w:bCs/>
+              </w:rPr>
+              <w:t xml:space="preserve"> systems and generalized measurement)</w:t>
+            </w:r>
+          </w:p>
+          <w:p>
+            <w:pPr>
+              <w:pStyle w:val="p1"/>
+            </w:pPr>
+            <w:r>
+              <w:t>Here we develop the quantum dynamics background beyond unitary dynamics and projective measurements</w:t>
+            </w:r>
+            <w:r>
+              <w:t>, introducing</w:t>
+            </w:r>
+            <w:r>
+              <w:t xml:space="preserve"> </w:t>
+            </w:r>
+            <w:r>
+              <w:t xml:space="preserve">several important concepts (operations, POVMs, effects) and showing how realistic detectors are modeled beyond ideal projectors and how a POVM can be mapped to a projective measurement on an enlarged space (Naimark’s dilation theorem). We then discuss a general classification of measurements (type I vs type II, efficient, complete, sharp, backaction-evading, weak, etc.). We then present </w:t>
+            </w:r>
+            <w:r>
+              <w:t xml:space="preserve">some examples of </w:t>
+            </w:r>
+            <w:r>
+              <w:t xml:space="preserve">concrete </w:t>
+            </w:r>
+            <w:r>
+              <w:t>measurement</w:t>
+            </w:r>
+            <w:r>
+              <w:t xml:space="preserve"> setups: photodetection, homodyne detection, etc. </w:t>
+            </w:r>
+          </w:p>
+          <w:p>
+            <w:pPr>
+              <w:pStyle w:val="p1"/>
+            </w:pPr>
+            <w:ins w:id="0" w:author="Francesco Pietro Massel" w:date="2026-01-23T16:00:00Z">
+              <w:r>
+                <w:rPr>
+                  <w:rStyle w:val="s3"/>
+                  <w:noProof/>
+                </w:rPr>
+                <w:pict w14:anchorId="7F923019">
+                  <v:rect id="_x0000_i1032" alt="" style="width:376.25pt;height:.05pt;mso-width-percent:0;mso-height-percent:0;mso-width-percent:0;mso-height-percent:0" o:hrpct="804" o:hralign="center" o:hrstd="t" o:hr="t" fillcolor="#a0a0a0" stroked="f"/>
+                </w:pict>
+              </w:r>
+            </w:ins>
+          </w:p>
+          <w:p>
+            <w:pPr>
+              <w:pStyle w:val="Heading2"/>
+            </w:pPr>
+            <w:r>
+              <w:t>Chapter 4</w:t>
+            </w:r>
+          </w:p>
+          <w:p>
+            <w:pPr>
+              <w:pStyle w:val="p4"/>
+            </w:pPr>
+            <w:r>
+              <w:rPr>
+                <w:b/>
+                <w:bCs/>
+              </w:rPr>
+              <w:t>Noise and Decoherence</w:t>
+            </w:r>
+          </w:p>
+          <w:p>
+            <w:pPr>
+              <w:pStyle w:val="p1"/>
+            </w:pPr>
+            <w:r>
+              <w:t>This chapter addresses the inevitable interaction of quantum sensors with their environment and the resulting noise processes. Building on the formalism developed in the previous chapter, it introduces open-system models and the Lindblad master equation for Markovian decoherence, explaining relaxation and dephasing mechanisms. Typical noise sources—magnetic background fluctuations, Johnson noise, phonons—are discussed in terms of how they enter Lindblad operators. The chapter shows how decoherence limits sensor performance by reducing coherence time and sensitivity, and briefly reviews methods to characterize noise such as spin-echo sequences. Overall, the chapter equips the reader with tools to model realistic sensors and predict noise-limited performance.</w:t>
+            </w:r>
+          </w:p>
+          <w:p>
+            <w:pPr>
+              <w:pStyle w:val="p1"/>
+            </w:pPr>
+            <w:ins w:id="1" w:author="Francesco Pietro Massel" w:date="2026-01-23T15:59:00Z">
+              <w:r>
+                <w:rPr>
+                  <w:rStyle w:val="s3"/>
+                  <w:noProof/>
+                </w:rPr>
+                <w:pict w14:anchorId="3675B7BF">
+                  <v:rect id="_x0000_i1031" alt="" style="width:376.25pt;height:.05pt;mso-width-percent:0;mso-height-percent:0;mso-width-percent:0;mso-height-percent:0" o:hrpct="804" o:hralign="center" o:hrstd="t" o:hr="t" fillcolor="#a0a0a0" stroked="f"/>
+                </w:pict>
+              </w:r>
+            </w:ins>
+          </w:p>
+          <w:p>
+            <w:pPr>
+              <w:pStyle w:val="Heading2"/>
+            </w:pPr>
+            <w:r>
+              <w:t>Chapter 5</w:t>
+            </w:r>
+          </w:p>
+          <w:p>
+            <w:pPr>
+              <w:pStyle w:val="p4"/>
+            </w:pPr>
+            <w:r>
+              <w:rPr>
+                <w:b/>
+                <w:bCs/>
+              </w:rPr>
+              <w:t>Estimation Theories</w:t>
+            </w:r>
+          </w:p>
+          <w:p>
+            <w:pPr>
+              <w:pStyle w:val="p1"/>
+            </w:pPr>
+            <w:r>
+              <w:t xml:space="preserve">This chapter develops the statistical theory underlying precision measurement. It begins with classical estimation theory, introducing Fisher information and the Cramér–Rao bound. It then moves to quantum estimation theory, defining the Quantum Fisher Information and the symmetric logarithmic derivative, and deriving the Quantum Cramér–Rao bound. Multi-parameter estimation is discussed via the Quantum Fisher Information Matrix and issues of parameter compatibility. Examples link theory to sensing, such as Ramsey magnetometry with GHZ states showing Heisenberg-limit scaling. The impact of decoherence on estimation precision is analyzed, showing restoration of </w:t>
+            </w:r>
+            <m:oMath>
+              <m:r>
+                <w:rPr>
+                  <w:rFonts w:ascii="Cambria Math" w:hAnsi="Cambria Math"/>
+                </w:rPr>
+                <m:t>1</m:t>
+              </m:r>
+              <m:r>
+                <m:rPr>
+                  <m:lit/>
+                </m:rPr>
+                <w:rPr>
+                  <w:rFonts w:ascii="Cambria Math" w:hAnsi="Cambria Math"/>
+                </w:rPr>
+                <m:t>/</m:t>
+              </m:r>
+              <m:rad>
+                <m:radPr>
+                  <m:degHide m:val="1"/>
+                  <m:ctrlPr>
+                    <w:rPr>
+                      <w:rFonts w:ascii="Cambria Math" w:hAnsi="Cambria Math"/>
+                    </w:rPr>
+                  </m:ctrlPr>
+                </m:radPr>
+                <m:deg>
+                  <m:ctrlPr>
+                    <w:rPr>
+                      <w:rFonts w:ascii="Cambria Math" w:hAnsi="Cambria Math"/>
+                      <w:i/>
+                    </w:rPr>
+                  </m:ctrlPr>
+                </m:deg>
+                <m:e>
+                  <m:r>
+                    <w:rPr>
+                      <w:rFonts w:ascii="Cambria Math" w:hAnsi="Cambria Math"/>
+                    </w:rPr>
+                    <m:t>N</m:t>
+                  </m:r>
+                </m:e>
+              </m:rad>
+            </m:oMath>
+            <w:r>
+              <w:t xml:space="preserve"> scaling under noise. Numerical examples and pseudocode are included. The chapter provides the core estimation-theoretic tools for quantum sensing.</w:t>
+            </w:r>
+          </w:p>
+          <w:p>
+            <w:pPr>
+              <w:pStyle w:val="p1"/>
+            </w:pPr>
+            <w:r>
+              <w:t>This chapter ends with the discussion of various less mainstream approaches to quantum sensing, including critical quantum sensing, topological quantum sensing and non-equilibrium quantum sensors.</w:t>
+            </w:r>
+          </w:p>
+          <w:p>
+            <w:pPr>
+              <w:pStyle w:val="Heading2"/>
+            </w:pPr>
+            <w:ins w:id="2" w:author="Francesco Pietro Massel" w:date="2026-01-23T16:18:00Z">
+              <w:r>
+                <w:rPr>
+                  <w:rStyle w:val="s3"/>
+                  <w:noProof/>
+                </w:rPr>
+                <w:pict w14:anchorId="542B0503">
+                  <v:rect id="_x0000_i1030" alt="" style="width:376.25pt;height:.05pt;mso-width-percent:0;mso-height-percent:0;mso-width-percent:0;mso-height-percent:0" o:hrpct="804" o:hralign="center" o:hrstd="t" o:hr="t" fillcolor="#a0a0a0" stroked="f"/>
+                </w:pict>
+              </w:r>
+            </w:ins>
+          </w:p>
+          <w:p>
+            <w:pPr>
+              <w:pStyle w:val="Heading2"/>
+            </w:pPr>
+            <w:r>
               <w:t>Chapter 6</w:t>
             </w:r>
           </w:p>
           <w:p>
             <w:pPr>
-              <w:pStyle w:val="p3"/>
-            </w:pPr>
-          </w:p>
-          <w:p>
-            <w:pPr>
               <w:pStyle w:val="p4"/>
             </w:pPr>
             <w:r>
@@ -5507,7 +5967,7 @@
                 <w:b/>
                 <w:bCs/>
               </w:rPr>
-              <w:t>Estimation Theories</w:t>
+              <w:t>Quantum Control and Error Mitigation in Sensors</w:t>
             </w:r>
           </w:p>
           <w:p>
@@ -5515,16 +5975,51 @@
               <w:pStyle w:val="p1"/>
             </w:pPr>
             <w:r>
-              <w:t xml:space="preserve">This chapter develops the statistical theory underlying precision measurement. It begins with classical estimation theory, introducing Fisher information and the Cramér–Rao bound. It then moves to quantum estimation theory, defining the Quantum Fisher Information and the symmetric logarithmic derivative, and deriving the Quantum Cramér–Rao bound. Multi-parameter estimation is discussed via the Quantum Fisher Information Matrix and issues of parameter compatibility. Examples link theory to sensing, such as Ramsey magnetometry with GHZ states showing Heisenberg-limit scaling. The impact of decoherence on estimation precision is analyzed, showing restoration of </w:t>
-            </w:r>
-            <w:r>
-              <w:rPr>
-                <w:rStyle w:val="s2"/>
-              </w:rPr>
-              <w:t>1/\sqrt{N}</w:t>
-            </w:r>
-            <w:r>
-              <w:t xml:space="preserve"> scaling under noise. Numerical examples and pseudocode are included. The chapter provides the core estimation-theoretic tools for quantum sensing.</w:t>
+              <w:t>This chapter covers techniques for actively preserving coherence and suppressing noise in quantum sensors, including dynamical decoupling, composite pulse sequences, and simple error-correcting protocols. These methods deepen the treatment of decoherence and show how control techniques can extend sensor coherence times in practice.</w:t>
+            </w:r>
+          </w:p>
+          <w:p>
+            <w:pPr>
+              <w:pStyle w:val="p1"/>
+            </w:pPr>
+            <w:ins w:id="3" w:author="Francesco Pietro Massel" w:date="2026-01-23T16:18:00Z">
+              <w:r>
+                <w:rPr>
+                  <w:rStyle w:val="s3"/>
+                  <w:noProof/>
+                </w:rPr>
+                <w:pict w14:anchorId="6FA897FE">
+                  <v:rect id="_x0000_i1029" alt="" style="width:376.25pt;height:.05pt;mso-width-percent:0;mso-height-percent:0;mso-width-percent:0;mso-height-percent:0" o:hrpct="804" o:hralign="center" o:hrstd="t" o:hr="t" fillcolor="#a0a0a0" stroked="f"/>
+                </w:pict>
+              </w:r>
+            </w:ins>
+          </w:p>
+          <w:p>
+            <w:pPr>
+              <w:pStyle w:val="Heading2"/>
+            </w:pPr>
+            <w:r>
+              <w:t>Chapter 7</w:t>
+            </w:r>
+          </w:p>
+          <w:p>
+            <w:pPr>
+              <w:pStyle w:val="p4"/>
+            </w:pPr>
+            <w:r>
+              <w:rPr>
+                <w:b/>
+                <w:bCs/>
+              </w:rPr>
+              <w:t>Machine Learning and Quantum Sensing</w:t>
+            </w:r>
+          </w:p>
+          <w:p>
+            <w:pPr>
+              <w:pStyle w:val="p1"/>
+            </w:pPr>
+            <w:r>
+              <w:t>This chapter explores data-driven estimation methods, focusing on Bayesian inference and modern machine-learning approaches (such as reinforcement learning). It contrasts frequentist and Bayesian viewpoints and introduces Bayesian updating of probability distributions using measurement data. The chapter explains how quantum measurement outcomes define likelihood functions and how sequential updating yields posterior distributions and credible intervals. Examples include Bayesian magnetic-field estimation with NV centers and calibration of trapped-ion sensors. Practical aspects such as discretization, numerical updating, and metrics like posterior variance are discussed, with illustrative figures and code snippets.</w:t>
             </w:r>
           </w:p>
           <w:p>
@@ -5533,195 +6028,228 @@
                 <w:rStyle w:val="s3"/>
               </w:rPr>
             </w:pPr>
-            <w:r>
+            <w:ins w:id="4" w:author="Francesco Pietro Massel" w:date="2026-02-10T11:46:00Z">
+              <w:r>
+                <w:rPr>
+                  <w:rStyle w:val="s3"/>
+                  <w:noProof/>
+                </w:rPr>
+                <w:pict w14:anchorId="3ED04505">
+                  <v:rect id="_x0000_i1028" alt="" style="width:387.95pt;height:.05pt;mso-width-percent:0;mso-height-percent:0;mso-width-percent:0;mso-height-percent:0" o:hrpct="829" o:hralign="center" o:hrstd="t" o:hr="t" fillcolor="#a0a0a0" stroked="f"/>
+                </w:pict>
+              </w:r>
+            </w:ins>
+          </w:p>
+          <w:p>
+            <w:pPr>
+              <w:pStyle w:val="Heading2"/>
+            </w:pPr>
+            <w:r>
+              <w:t>Chapter 8</w:t>
+            </w:r>
+          </w:p>
+          <w:p>
+            <w:pPr>
+              <w:pStyle w:val="p4"/>
+            </w:pPr>
+            <w:r>
+              <w:rPr>
+                <w:b/>
+                <w:bCs/>
+              </w:rPr>
+              <w:t>Quantum Sensor Networks and Distributed Sensing</w:t>
+            </w:r>
+          </w:p>
+          <w:p>
+            <w:pPr>
+              <w:pStyle w:val="p1"/>
+            </w:pPr>
+            <w:r>
+              <w:t>This chapter explores how multiple quantum sensors can be networked or entangled to perform enhanced measurements, such as entangled clock networks or magnetometer arrays. It reviews theoretical proposals and early experiments in distributed quantum sensing and discusses how correlations between sensors can improve spatial resolution and differential measurements.</w:t>
+            </w:r>
+          </w:p>
+          <w:p>
+            <w:pPr>
+              <w:pStyle w:val="Heading2"/>
+            </w:pPr>
+          </w:p>
+          <w:p>
+            <w:pPr>
+              <w:pStyle w:val="Heading2"/>
+            </w:pPr>
+            <w:ins w:id="5" w:author="Francesco Pietro Massel" w:date="2026-01-23T16:06:00Z">
+              <w:r>
+                <w:rPr>
+                  <w:rStyle w:val="s3"/>
+                  <w:noProof/>
+                </w:rPr>
+                <w:pict w14:anchorId="390B627A">
+                  <v:rect id="_x0000_i1027" alt="" style="width:376.25pt;height:.05pt;mso-width-percent:0;mso-height-percent:0;mso-width-percent:0;mso-height-percent:0" o:hrpct="804" o:hralign="center" o:hrstd="t" o:hr="t" fillcolor="#a0a0a0" stroked="f"/>
+                </w:pict>
+              </w:r>
+            </w:ins>
+          </w:p>
+          <w:p>
+            <w:pPr>
+              <w:pStyle w:val="Heading2"/>
+            </w:pPr>
+            <w:r>
+              <w:t xml:space="preserve">Chapter </w:t>
+            </w:r>
+            <w:r>
+              <w:t>9</w:t>
+            </w:r>
+          </w:p>
+          <w:p>
+            <w:pPr>
+              <w:pStyle w:val="p4"/>
+            </w:pPr>
+            <w:r>
+              <w:rPr>
+                <w:b/>
+                <w:bCs/>
+              </w:rPr>
+              <w:t>Quantum Sensing Devices</w:t>
+            </w:r>
+            <w:r>
+              <w:rPr>
+                <w:b/>
+                <w:bCs/>
+              </w:rPr>
+              <w:t>: electromagnetic field sensors</w:t>
+            </w:r>
+          </w:p>
+          <w:p>
+            <w:pPr>
+              <w:pStyle w:val="p1"/>
+            </w:pPr>
+            <w:r>
+              <w:t>This chapter surveys platforms and protocols that measure electric and magnetic fields from DC to optical frequencies. It covers solid-state defect spins (e.g., NV centers) and alkali vapor cells for magnetometry, SQUIDs and Josephson devices for ultra-sensitive flux detection, and superconducting qubits/resonators and parametric amplifiers for microwave sensing. Rydberg-atom electrometers are presented for RF/THz electric-field metrology, alongside integrated and free-space photonic interferometers for optical phase/intensity sensing (including squeezed-light enhancement). Canonical readout schemes—Ramsey spectroscopy (Zeeman/Stark shifts), Mach–Zehnder interferometry, balanced homodyne/heterodyne, and photon counting—are reviewed. The focus is on how these quantum systems are prepared, controlled, and read out to extract E- and B-field information across frequency bands.</w:t>
+            </w:r>
+          </w:p>
+          <w:p>
+            <w:pPr>
+              <w:pStyle w:val="p1"/>
+            </w:pPr>
+            <w:ins w:id="6" w:author="Francesco Pietro Massel" w:date="2026-01-23T16:18:00Z">
+              <w:r>
+                <w:rPr>
+                  <w:rStyle w:val="s3"/>
+                  <w:noProof/>
+                </w:rPr>
+                <w:pict w14:anchorId="00A5B3C7">
+                  <v:rect id="_x0000_i1026" alt="" style="width:376.25pt;height:.05pt;mso-width-percent:0;mso-height-percent:0;mso-width-percent:0;mso-height-percent:0" o:hrpct="804" o:hralign="center" o:hrstd="t" o:hr="t" fillcolor="#a0a0a0" stroked="f"/>
+                </w:pict>
+              </w:r>
+            </w:ins>
+          </w:p>
+          <w:p>
+            <w:pPr>
+              <w:pStyle w:val="Heading2"/>
+            </w:pPr>
+            <w:r>
+              <w:t xml:space="preserve"> </w:t>
+            </w:r>
+            <w:r>
+              <w:t xml:space="preserve">Chapter </w:t>
+            </w:r>
+            <w:r>
+              <w:t>10</w:t>
+            </w:r>
+          </w:p>
+          <w:p>
+            <w:pPr>
+              <w:pStyle w:val="p4"/>
+            </w:pPr>
+            <w:r>
+              <w:rPr>
+                <w:b/>
+                <w:bCs/>
+              </w:rPr>
+              <w:t>Quantum Sensing Devices: sensing beyond e</w:t>
+            </w:r>
+            <w:r>
+              <w:rPr>
+                <w:b/>
+                <w:bCs/>
+              </w:rPr>
+              <w:t>lectro</w:t>
+            </w:r>
+            <w:r>
+              <w:rPr>
+                <w:b/>
+                <w:bCs/>
+              </w:rPr>
+              <w:t>m</w:t>
+            </w:r>
+            <w:r>
+              <w:rPr>
+                <w:b/>
+                <w:bCs/>
+              </w:rPr>
+              <w:t>agnetism</w:t>
+            </w:r>
+            <w:r>
+              <w:rPr>
+                <w:b/>
+                <w:bCs/>
+              </w:rPr>
+              <w:t xml:space="preserve"> </w:t>
+            </w:r>
+          </w:p>
+          <w:p>
+            <w:pPr>
+              <w:pStyle w:val="p1"/>
               <w:rPr>
                 <w:rStyle w:val="s3"/>
-                <w:noProof/>
-              </w:rPr>
-              <w:pict w14:anchorId="7A7B8CBA">
-                <v:rect id="_x0000_i1028" alt="" style="width:439.45pt;height:.05pt;mso-width-percent:0;mso-height-percent:0;mso-width-percent:0;mso-height-percent:0" o:hrpct="939" o:hralign="center" o:hrstd="t" o:hr="t" fillcolor="#a0a0a0" stroked="f"/>
-              </w:pict>
-            </w:r>
-          </w:p>
-          <w:p>
-            <w:pPr>
-              <w:pStyle w:val="Heading2"/>
-            </w:pPr>
-            <w:r>
-              <w:t>Chapter 7</w:t>
-            </w:r>
-          </w:p>
-          <w:p>
-            <w:pPr>
-              <w:pStyle w:val="p3"/>
-            </w:pPr>
-          </w:p>
-          <w:p>
-            <w:pPr>
-              <w:pStyle w:val="p4"/>
-            </w:pPr>
-            <w:r>
-              <w:rPr>
-                <w:b/>
-                <w:bCs/>
-              </w:rPr>
-              <w:t>Machine Learning and Quantum Sensing</w:t>
+              </w:rPr>
+            </w:pPr>
+            <w:r>
+              <w:t xml:space="preserve">This chapter treats signals beyond electromagnetic fields: inertial and gravitational sensing (acceleration, rotation, gravity gradients) with light-pulse atom interferometers and levitated optomechanics; force, displacement, and torque detection using cavity/levitated mechanical sensors and </w:t>
+            </w:r>
+            <w:r>
+              <w:t>magnetic force resonant microscopy</w:t>
+            </w:r>
+            <w:r>
+              <w:t>;</w:t>
+            </w:r>
+            <w:r>
+              <w:t xml:space="preserve"> </w:t>
+            </w:r>
+            <w:r>
+              <w:t xml:space="preserve">time and frequency metrology with trapped-ion and neutral-atom clocks; and thermometry/calorimetry using solid-state defects, qubits, </w:t>
+            </w:r>
+            <w:r>
+              <w:t>superconducting (</w:t>
+            </w:r>
+            <w:r>
+              <w:t>TES/KIDs</w:t>
+            </w:r>
+            <w:r>
+              <w:t>)</w:t>
+            </w:r>
+            <w:r>
+              <w:t>, and nanomechanical platforms</w:t>
+            </w:r>
+            <w:r>
+              <w:t>. As in the previous chapter strong emphasis is placed on translating general control of these systems to practical readout of signals (non-EM here).</w:t>
             </w:r>
           </w:p>
           <w:p>
             <w:pPr>
               <w:pStyle w:val="p1"/>
             </w:pPr>
-            <w:r>
-              <w:t>This chapter explores data-driven estimation methods, focusing on Bayesian inference and modern machine-learning approaches. It contrasts frequentist and Bayesian viewpoints and introduces Bayesian updating of probability distributions using measurement data. The chapter explains how quantum measurement outcomes define likelihood functions and how sequential updating yields posterior distributions and credible intervals. Examples include Bayesian magnetic-field estimation with NV centers and calibration of trapped-ion sensors. Practical aspects such as discretization, numerical updating, and metrics like posterior variance are discussed, with illustrative figures and code snippets.</w:t>
-            </w:r>
-          </w:p>
-          <w:p>
-            <w:pPr>
-              <w:rPr>
-                <w:rStyle w:val="s3"/>
-              </w:rPr>
-            </w:pPr>
-            <w:r>
-              <w:rPr>
-                <w:rStyle w:val="s3"/>
-                <w:noProof/>
-              </w:rPr>
-              <w:pict w14:anchorId="325F1E3A">
-                <v:rect id="_x0000_i1027" alt="" style="width:439.45pt;height:.05pt;mso-width-percent:0;mso-height-percent:0;mso-width-percent:0;mso-height-percent:0" o:hrpct="939" o:hralign="center" o:hrstd="t" o:hr="t" fillcolor="#a0a0a0" stroked="f"/>
-              </w:pict>
-            </w:r>
-          </w:p>
-          <w:p>
-            <w:pPr>
-              <w:pStyle w:val="Heading2"/>
-            </w:pPr>
-            <w:r>
-              <w:t>Chapter 8</w:t>
-            </w:r>
-          </w:p>
-          <w:p>
-            <w:pPr>
-              <w:pStyle w:val="p3"/>
-            </w:pPr>
-          </w:p>
-          <w:p>
-            <w:pPr>
-              <w:pStyle w:val="p4"/>
-            </w:pPr>
-            <w:r>
-              <w:rPr>
-                <w:b/>
-                <w:bCs/>
-              </w:rPr>
-              <w:t>Applications</w:t>
-            </w:r>
-          </w:p>
-          <w:p>
-            <w:pPr>
-              <w:pStyle w:val="p1"/>
-            </w:pPr>
-            <w:r>
-              <w:t>This chapter ties together the concepts by working through concrete sensing applications, often via numerical simulation.</w:t>
-            </w:r>
-          </w:p>
-          <w:p>
-            <w:pPr>
-              <w:rPr>
-                <w:rStyle w:val="s3"/>
-              </w:rPr>
-            </w:pPr>
-            <w:r>
-              <w:rPr>
-                <w:rStyle w:val="s3"/>
-                <w:noProof/>
-              </w:rPr>
-              <w:pict w14:anchorId="0556B4F5">
-                <v:rect id="_x0000_i1026" alt="" style="width:439.45pt;height:.05pt;mso-width-percent:0;mso-height-percent:0;mso-width-percent:0;mso-height-percent:0" o:hrpct="939" o:hralign="center" o:hrstd="t" o:hr="t" fillcolor="#a0a0a0" stroked="f"/>
-              </w:pict>
-            </w:r>
-          </w:p>
-          <w:p>
-            <w:pPr>
-              <w:pStyle w:val="Heading2"/>
-            </w:pPr>
-            <w:r>
-              <w:t>Chapter 9</w:t>
-            </w:r>
-          </w:p>
-          <w:p>
-            <w:pPr>
-              <w:pStyle w:val="p3"/>
-            </w:pPr>
-          </w:p>
-          <w:p>
-            <w:pPr>
-              <w:pStyle w:val="p4"/>
-            </w:pPr>
-            <w:r>
-              <w:rPr>
-                <w:b/>
-                <w:bCs/>
-              </w:rPr>
-              <w:t>Quantum Control and Error Mitigation in Sensors</w:t>
-            </w:r>
-          </w:p>
-          <w:p>
-            <w:pPr>
-              <w:pStyle w:val="p1"/>
-            </w:pPr>
-            <w:r>
-              <w:t>This chapter covers techniques for actively preserving coherence and suppressing noise in quantum sensors, including dynamical decoupling, composite pulse sequences, and simple error-correcting protocols. These methods deepen the treatment of decoherence and show how control techniques can extend sensor coherence times in practice.</w:t>
-            </w:r>
-          </w:p>
-          <w:p>
-            <w:pPr>
-              <w:rPr>
-                <w:rStyle w:val="s3"/>
-              </w:rPr>
-            </w:pPr>
-            <w:r>
-              <w:rPr>
-                <w:rStyle w:val="s3"/>
-                <w:noProof/>
-              </w:rPr>
-              <w:pict w14:anchorId="117E6A98">
-                <v:rect id="_x0000_i1025" alt="" style="width:439.45pt;height:.05pt;mso-width-percent:0;mso-height-percent:0;mso-width-percent:0;mso-height-percent:0" o:hrpct="939" o:hralign="center" o:hrstd="t" o:hr="t" fillcolor="#a0a0a0" stroked="f"/>
-              </w:pict>
-            </w:r>
-          </w:p>
-          <w:p>
-            <w:pPr>
-              <w:pStyle w:val="Heading2"/>
-            </w:pPr>
-            <w:r>
-              <w:t>Chapter 10</w:t>
-            </w:r>
-          </w:p>
-          <w:p>
-            <w:pPr>
-              <w:pStyle w:val="p3"/>
-            </w:pPr>
-          </w:p>
-          <w:p>
-            <w:pPr>
-              <w:pStyle w:val="p4"/>
-            </w:pPr>
-            <w:r>
-              <w:rPr>
-                <w:b/>
-                <w:bCs/>
-              </w:rPr>
-              <w:t>Quantum Sensor Networks and Distributed Sensing</w:t>
-            </w:r>
-          </w:p>
-          <w:p>
-            <w:pPr>
-              <w:pStyle w:val="p1"/>
-            </w:pPr>
-            <w:r>
-              <w:t>This chapter explores how multiple quantum sensors can be networked or entangled to perform enhanced measurements, such as entangled clock networks or magnetometer arrays. It reviews theoretical proposals and early experiments in distributed quantum sensing and discusses how correlations between sensors can improve spatial resolution and differential measurements.</w:t>
-            </w:r>
+            <w:ins w:id="7" w:author="Francesco Pietro Massel" w:date="2026-01-23T16:18:00Z">
+              <w:r>
+                <w:rPr>
+                  <w:rStyle w:val="s3"/>
+                  <w:noProof/>
+                </w:rPr>
+                <w:pict w14:anchorId="2A28DBB9">
+                  <v:rect id="_x0000_i1025" alt="" style="width:376.25pt;height:.05pt;mso-width-percent:0;mso-height-percent:0;mso-width-percent:0;mso-height-percent:0" o:hrpct="804" o:hralign="center" o:hrstd="t" o:hr="t" fillcolor="#a0a0a0" stroked="f"/>
+                </w:pict>
+              </w:r>
+            </w:ins>
           </w:p>
           <w:p>
             <w:pPr>
@@ -5739,13 +6267,17 @@
                 <w:sz w:val="36"/>
                 <w:szCs w:val="36"/>
               </w:rPr>
-              <w:t>Chapter 11</w:t>
-            </w:r>
-          </w:p>
-          <w:p>
-            <w:pPr>
-              <w:pStyle w:val="p3"/>
-            </w:pPr>
+              <w:t>Chapter 1</w:t>
+            </w:r>
+            <w:r>
+              <w:rPr>
+                <w:b/>
+                <w:bCs/>
+                <w:sz w:val="36"/>
+                <w:szCs w:val="36"/>
+              </w:rPr>
+              <w:t>1</w:t>
+            </w:r>
           </w:p>
           <w:p>
             <w:pPr>
@@ -5765,6 +6297,46 @@
             </w:pPr>
             <w:r>
               <w:t>The final chapter summarizes the key concepts covered in the book and reflects on future directions. It discusses the current status of quantum hardware (superconducting qubits, trapped ions, Rydberg atoms) and their applicability to quantum sensing, and outlines open challenges and opportunities for future research.</w:t>
+            </w:r>
+          </w:p>
+          <w:p>
+            <w:pPr>
+              <w:jc w:val="both"/>
+              <w:rPr>
+                <w:b/>
+                <w:bCs/>
+                <w:sz w:val="24"/>
+                <w:szCs w:val="24"/>
+                <w:lang w:val="en-US"/>
+              </w:rPr>
+            </w:pPr>
+          </w:p>
+          <w:p>
+            <w:pPr>
+              <w:pStyle w:val="Heading2"/>
+            </w:pPr>
+            <w:r>
+              <w:t>Appendix A</w:t>
+            </w:r>
+          </w:p>
+          <w:p>
+            <w:pPr>
+              <w:pStyle w:val="p4"/>
+            </w:pPr>
+            <w:r>
+              <w:rPr>
+                <w:b/>
+                <w:bCs/>
+              </w:rPr>
+              <w:t>Basic Mathematics for Quantum Sensing</w:t>
+            </w:r>
+          </w:p>
+          <w:p>
+            <w:pPr>
+              <w:pStyle w:val="p1"/>
+            </w:pPr>
+            <w:r>
+              <w:t xml:space="preserve">This chapter provides a concise review of the linear-algebraic tools used throughout the book. It introduces vector and matrix notation (Dirac bra–ket and tensor conventions) and defines operations on state vectors, including inner and outer products and Hermitian conjugation. Essential matrix concepts such as addition, scalar multiplication, Hermitian and unitary operators are discussed along with how they act on vectors and preserve norms. The chapter develops eigenvalue problems and the spectral theorem, emphasizing how any Hermitian operator can be diagonalized (which underpins density matrices and quantum measurements). Tensor products and multi-qubit state spaces are introduced to describe composite systems and entangled states. Throughout, examples and simple exercises (for example Pauli matrices and Bell states) are used to illustrate ideas in the context of two-level quantum systems. This chapter ensures that students have the mathematical background—vector spaces, matrix decompositions, and the Dirac formalism—needed for later quantum theory and sensing applications. </w:t>
             </w:r>
           </w:p>
           <w:p>
@@ -5971,7 +6543,23 @@
           <w:szCs w:val="24"/>
           <w:lang w:val="en-US"/>
         </w:rPr>
-        <w:t xml:space="preserve"> The text can be used in advanced courses on quantum computing with a focus on the simulation of physical systems</w:t>
+        <w:t xml:space="preserve"> The text can be used in advanced courses on quantum computing</w:t>
+      </w:r>
+      <w:r>
+        <w:rPr>
+          <w:sz w:val="24"/>
+          <w:szCs w:val="24"/>
+          <w:lang w:val="en-US"/>
+        </w:rPr>
+        <w:t xml:space="preserve"> and quantum metrology</w:t>
+      </w:r>
+      <w:r>
+        <w:rPr>
+          <w:sz w:val="24"/>
+          <w:szCs w:val="24"/>
+          <w:lang w:val="en-US"/>
+        </w:rPr>
+        <w:t xml:space="preserve"> with a focus on the simulation of physical systems</w:t>
       </w:r>
       <w:r>
         <w:rPr>
@@ -6428,7 +7016,6 @@
               <w:pStyle w:val="p1"/>
             </w:pPr>
             <w:r>
-              <w:lastRenderedPageBreak/>
               <w:t>Didactically, the book is designed as a self-contained learning resource. Each chapter includes worked examples, exercises, and numerical projects, supported by code examples that allow readers to simulate quantum sensors, estimation protocols, and noise effects. These features make the book suitable both for structured courses and for self-study. The intended audience is researchers in quantum technologies as well as advanced master’s and graduate students in physics, engineering, and related disciplines who seek a coherent and practical introduction to quantum sensing.</w:t>
             </w:r>
           </w:p>
@@ -6828,7 +7415,6 @@
         </w:numPr>
       </w:pPr>
       <w:r>
-        <w:lastRenderedPageBreak/>
         <w:t>Quantum sensing lecture notes with exercises</w:t>
       </w:r>
     </w:p>
@@ -7037,13 +7623,13 @@
         <w:tblLook w:val="04A0" w:firstRow="1" w:lastRow="0" w:firstColumn="1" w:lastColumn="0" w:noHBand="0" w:noVBand="1"/>
       </w:tblPr>
       <w:tblGrid>
-        <w:gridCol w:w="4519"/>
-        <w:gridCol w:w="4543"/>
+        <w:gridCol w:w="4525"/>
+        <w:gridCol w:w="4537"/>
       </w:tblGrid>
       <w:tr>
         <w:tc>
           <w:tcPr>
-            <w:tcW w:w="4519" w:type="dxa"/>
+            <w:tcW w:w="4644" w:type="dxa"/>
           </w:tcPr>
           <w:p>
             <w:pPr>
@@ -7070,7 +7656,7 @@
         </w:tc>
         <w:tc>
           <w:tcPr>
-            <w:tcW w:w="4543" w:type="dxa"/>
+            <w:tcW w:w="4644" w:type="dxa"/>
           </w:tcPr>
           <w:p>
             <w:pPr>
@@ -7102,26 +7688,31 @@
         </w:trPr>
         <w:tc>
           <w:tcPr>
-            <w:tcW w:w="4519" w:type="dxa"/>
+            <w:tcW w:w="4644" w:type="dxa"/>
           </w:tcPr>
           <w:p>
             <w:pPr>
               <w:pStyle w:val="Heading2"/>
               <w:rPr>
-                <w:sz w:val="24"/>
-                <w:szCs w:val="24"/>
-              </w:rPr>
-            </w:pPr>
-            <w:r>
-              <w:rPr>
-                <w:sz w:val="24"/>
-                <w:szCs w:val="24"/>
+                <w:sz w:val="28"/>
+                <w:szCs w:val="28"/>
+              </w:rPr>
+            </w:pPr>
+            <w:r>
+              <w:rPr>
+                <w:sz w:val="28"/>
+                <w:szCs w:val="28"/>
               </w:rPr>
               <w:t>Introduction to Quantum Metrology: The Revised SI System and Quantum Standards</w:t>
             </w:r>
           </w:p>
           <w:p>
             <w:pPr>
+              <w:pStyle w:val="p2"/>
+            </w:pPr>
+          </w:p>
+          <w:p>
+            <w:pPr>
               <w:pStyle w:val="p3"/>
             </w:pPr>
             <w:r>
@@ -7135,9 +7726,11 @@
             <w:r>
               <w:t xml:space="preserve"> Waldemar Nawrocki</w:t>
             </w:r>
-            <w:r>
-              <w:t xml:space="preserve">; </w:t>
-            </w:r>
+          </w:p>
+          <w:p>
+            <w:pPr>
+              <w:pStyle w:val="p3"/>
+            </w:pPr>
             <w:r>
               <w:rPr>
                 <w:rStyle w:val="s2"/>
@@ -7153,14 +7746,13 @@
               <w:rPr>
                 <w:rStyle w:val="apple-converted-space"/>
               </w:rPr>
-              <w:t> </w:t>
-            </w:r>
-            <w:r>
-              <w:rPr>
-                <w:rStyle w:val="apple-converted-space"/>
-              </w:rPr>
-              <w:t xml:space="preserve">; </w:t>
-            </w:r>
+              <w:t xml:space="preserve">  </w:t>
+            </w:r>
+          </w:p>
+          <w:p>
+            <w:pPr>
+              <w:pStyle w:val="p4"/>
+            </w:pPr>
             <w:r>
               <w:rPr>
                 <w:b/>
@@ -7200,14 +7792,13 @@
               <w:rPr>
                 <w:rStyle w:val="apple-converted-space"/>
               </w:rPr>
-              <w:t> </w:t>
-            </w:r>
-            <w:r>
-              <w:rPr>
-                <w:rStyle w:val="apple-converted-space"/>
-              </w:rPr>
-              <w:t xml:space="preserve">; </w:t>
-            </w:r>
+              <w:t xml:space="preserve">  </w:t>
+            </w:r>
+          </w:p>
+          <w:p>
+            <w:pPr>
+              <w:pStyle w:val="p4"/>
+            </w:pPr>
             <w:r>
               <w:rPr>
                 <w:b/>
@@ -7236,21 +7827,28 @@
               <w:t xml:space="preserve">  </w:t>
             </w:r>
           </w:p>
-        </w:tc>
-        <w:tc>
-          <w:tcPr>
-            <w:tcW w:w="4543" w:type="dxa"/>
-          </w:tcPr>
           <w:p>
             <w:pPr>
               <w:pStyle w:val="p1"/>
             </w:pPr>
+          </w:p>
+        </w:tc>
+        <w:tc>
+          <w:tcPr>
+            <w:tcW w:w="4644" w:type="dxa"/>
+          </w:tcPr>
+          <w:p>
+            <w:pPr>
+              <w:pStyle w:val="p1"/>
+            </w:pPr>
             <w:r>
               <w:t xml:space="preserve">Nawrocki is </w:t>
             </w:r>
             <w:r>
               <w:rPr>
                 <w:rStyle w:val="s1"/>
+                <w:b/>
+                <w:bCs/>
               </w:rPr>
               <w:t>metrology/standards-focused</w:t>
             </w:r>
@@ -7260,6 +7858,8 @@
             <w:r>
               <w:rPr>
                 <w:rStyle w:val="s1"/>
+                <w:b/>
+                <w:bCs/>
               </w:rPr>
               <w:t>quantum sensing learning text</w:t>
             </w:r>
@@ -7269,6 +7869,8 @@
             <w:r>
               <w:rPr>
                 <w:rStyle w:val="s1"/>
+                <w:b/>
+                <w:bCs/>
               </w:rPr>
               <w:t>exercises + numerical projects + code</w:t>
             </w:r>
@@ -7289,38 +7891,167 @@
         </w:trPr>
         <w:tc>
           <w:tcPr>
-            <w:tcW w:w="4519" w:type="dxa"/>
+            <w:tcW w:w="4644" w:type="dxa"/>
           </w:tcPr>
           <w:p>
             <w:pPr>
               <w:pStyle w:val="p1"/>
+            </w:pPr>
+            <w:r>
               <w:rPr>
                 <w:rStyle w:val="s1"/>
-                <w:rFonts w:asciiTheme="minorHAnsi" w:hAnsiTheme="minorHAnsi" w:cstheme="minorHAnsi"/>
                 <w:b/>
                 <w:bCs/>
-              </w:rPr>
-            </w:pPr>
-            <w:r>
-              <w:rPr>
-                <w:rStyle w:val="Emphasis"/>
-                <w:rFonts w:asciiTheme="minorHAnsi" w:hAnsiTheme="minorHAnsi" w:cstheme="minorHAnsi"/>
+                <w:sz w:val="28"/>
+                <w:szCs w:val="28"/>
+              </w:rPr>
+              <w:t>Quantum Metrology, Imaging and Communication</w:t>
+            </w:r>
+          </w:p>
+          <w:p>
+            <w:pPr>
+              <w:pStyle w:val="p1"/>
+              <w:rPr>
+                <w:rStyle w:val="s1"/>
                 <w:b/>
                 <w:bCs/>
-                <w:i w:val="0"/>
-                <w:iCs w:val="0"/>
-                <w:color w:val="767676"/>
-                <w:shd w:val="clear" w:color="auto" w:fill="FFFFFF"/>
-              </w:rPr>
-              <w:t>Quantum Metrology, Imaging, and Communication</w:t>
-            </w:r>
-            <w:r>
-              <w:rPr>
-                <w:rFonts w:asciiTheme="minorHAnsi" w:hAnsiTheme="minorHAnsi" w:cstheme="minorHAnsi"/>
+              </w:rPr>
+            </w:pPr>
+          </w:p>
+          <w:p>
+            <w:pPr>
+              <w:pStyle w:val="p1"/>
+            </w:pPr>
+            <w:r>
+              <w:rPr>
+                <w:rStyle w:val="s1"/>
                 <w:b/>
                 <w:bCs/>
-                <w:color w:val="474747"/>
-                <w:shd w:val="clear" w:color="auto" w:fill="FFFFFF"/>
+              </w:rPr>
+              <w:t>Authors:</w:t>
+            </w:r>
+            <w:r>
+              <w:t xml:space="preserve"> David S. Simon, Gregg Jaeger, Alexander V. Sergienko</w:t>
+            </w:r>
+            <w:r>
+              <w:rPr>
+                <w:rStyle w:val="apple-converted-space"/>
+              </w:rPr>
+              <w:t xml:space="preserve">  </w:t>
+            </w:r>
+          </w:p>
+          <w:p>
+            <w:pPr>
+              <w:pStyle w:val="p1"/>
+            </w:pPr>
+            <w:r>
+              <w:rPr>
+                <w:rStyle w:val="s1"/>
+                <w:b/>
+                <w:bCs/>
+              </w:rPr>
+              <w:t>Copyright/Year:</w:t>
+            </w:r>
+            <w:r>
+              <w:t xml:space="preserve"> 2017 (Springer copyright; hardcover published Dec 2016)</w:t>
+            </w:r>
+            <w:r>
+              <w:rPr>
+                <w:rStyle w:val="apple-converted-space"/>
+              </w:rPr>
+              <w:t xml:space="preserve">  </w:t>
+            </w:r>
+          </w:p>
+          <w:p>
+            <w:pPr>
+              <w:pStyle w:val="p2"/>
+            </w:pPr>
+            <w:r>
+              <w:rPr>
+                <w:b/>
+                <w:bCs/>
+              </w:rPr>
+              <w:t>ISBNs:</w:t>
+            </w:r>
+            <w:r>
+              <w:rPr>
+                <w:rStyle w:val="s3"/>
+              </w:rPr>
+              <w:t xml:space="preserve"> Hardcover </w:t>
+            </w:r>
+            <w:r>
+              <w:rPr>
+                <w:b/>
+                <w:bCs/>
+              </w:rPr>
+              <w:t>978-3-319-46549-4</w:t>
+            </w:r>
+            <w:r>
+              <w:rPr>
+                <w:rStyle w:val="s3"/>
+              </w:rPr>
+              <w:t xml:space="preserve">; eBook </w:t>
+            </w:r>
+            <w:r>
+              <w:rPr>
+                <w:b/>
+                <w:bCs/>
+              </w:rPr>
+              <w:t>978-3-319-46551-7</w:t>
+            </w:r>
+            <w:r>
+              <w:rPr>
+                <w:rStyle w:val="s3"/>
+              </w:rPr>
+              <w:t xml:space="preserve">; Softcover </w:t>
+            </w:r>
+            <w:r>
+              <w:rPr>
+                <w:b/>
+                <w:bCs/>
+              </w:rPr>
+              <w:t>978-3-319-83540-2</w:t>
+            </w:r>
+            <w:r>
+              <w:rPr>
+                <w:rStyle w:val="apple-converted-space"/>
+              </w:rPr>
+              <w:t xml:space="preserve">  </w:t>
+            </w:r>
+          </w:p>
+          <w:p>
+            <w:pPr>
+              <w:pStyle w:val="p2"/>
+            </w:pPr>
+            <w:r>
+              <w:rPr>
+                <w:b/>
+                <w:bCs/>
+              </w:rPr>
+              <w:t>Pages:</w:t>
+            </w:r>
+            <w:r>
+              <w:rPr>
+                <w:rStyle w:val="s3"/>
+              </w:rPr>
+              <w:t xml:space="preserve"> </w:t>
+            </w:r>
+            <w:r>
+              <w:rPr>
+                <w:b/>
+                <w:bCs/>
+              </w:rPr>
+              <w:t>XII, 273</w:t>
+            </w:r>
+            <w:r>
+              <w:rPr>
+                <w:rStyle w:val="s3"/>
+              </w:rPr>
+              <w:t xml:space="preserve"> </w:t>
+            </w:r>
+            <w:r>
+              <w:rPr>
+                <w:rStyle w:val="apple-converted-space"/>
               </w:rPr>
               <w:t> </w:t>
             </w:r>
@@ -7329,149 +8060,11 @@
             <w:pPr>
               <w:pStyle w:val="p1"/>
             </w:pPr>
-            <w:r>
-              <w:rPr>
-                <w:rStyle w:val="s1"/>
-                <w:b/>
-                <w:bCs/>
-              </w:rPr>
-              <w:t>Authors:</w:t>
-            </w:r>
-            <w:r>
-              <w:t xml:space="preserve"> David S. Simon, Gregg Jaeger, Alexander V. Sergienko</w:t>
-            </w:r>
-            <w:r>
-              <w:rPr>
-                <w:rStyle w:val="apple-converted-space"/>
-              </w:rPr>
-              <w:t xml:space="preserve">  </w:t>
-            </w:r>
-          </w:p>
-          <w:p>
-            <w:pPr>
-              <w:pStyle w:val="p1"/>
-            </w:pPr>
-            <w:r>
-              <w:rPr>
-                <w:rStyle w:val="s1"/>
-                <w:b/>
-                <w:bCs/>
-              </w:rPr>
-              <w:t>Copyright/Year:</w:t>
-            </w:r>
-            <w:r>
-              <w:t xml:space="preserve"> 2017 (Springer copyright; hardcover published Dec 2016)</w:t>
-            </w:r>
-            <w:r>
-              <w:rPr>
-                <w:rStyle w:val="apple-converted-space"/>
-              </w:rPr>
-              <w:t xml:space="preserve">  </w:t>
-            </w:r>
-          </w:p>
-          <w:p>
-            <w:pPr>
-              <w:pStyle w:val="p2"/>
-            </w:pPr>
-            <w:r>
-              <w:rPr>
-                <w:b/>
-                <w:bCs/>
-              </w:rPr>
-              <w:t>ISBNs:</w:t>
-            </w:r>
-            <w:r>
-              <w:rPr>
-                <w:rStyle w:val="s3"/>
-              </w:rPr>
-              <w:t xml:space="preserve"> Hardcover </w:t>
-            </w:r>
-            <w:r>
-              <w:rPr>
-                <w:b/>
-                <w:bCs/>
-              </w:rPr>
-              <w:t>978-3-319-46549-4</w:t>
-            </w:r>
-            <w:r>
-              <w:rPr>
-                <w:rStyle w:val="s3"/>
-              </w:rPr>
-              <w:t xml:space="preserve">; eBook </w:t>
-            </w:r>
-            <w:r>
-              <w:rPr>
-                <w:b/>
-                <w:bCs/>
-              </w:rPr>
-              <w:t>978-3-319-46551-7</w:t>
-            </w:r>
-            <w:r>
-              <w:rPr>
-                <w:rStyle w:val="s3"/>
-              </w:rPr>
-              <w:t xml:space="preserve">; Softcover </w:t>
-            </w:r>
-            <w:r>
-              <w:rPr>
-                <w:b/>
-                <w:bCs/>
-              </w:rPr>
-              <w:t>978-3-319-83540-2</w:t>
-            </w:r>
-            <w:r>
-              <w:rPr>
-                <w:rStyle w:val="apple-converted-space"/>
-              </w:rPr>
-              <w:t xml:space="preserve">  </w:t>
-            </w:r>
-          </w:p>
-          <w:p>
-            <w:pPr>
-              <w:pStyle w:val="p2"/>
-            </w:pPr>
-            <w:r>
-              <w:rPr>
-                <w:b/>
-                <w:bCs/>
-              </w:rPr>
-              <w:t>Pages:</w:t>
-            </w:r>
-            <w:r>
-              <w:rPr>
-                <w:rStyle w:val="s3"/>
-              </w:rPr>
-              <w:t xml:space="preserve"> </w:t>
-            </w:r>
-            <w:r>
-              <w:rPr>
-                <w:b/>
-                <w:bCs/>
-              </w:rPr>
-              <w:t>XII, 273</w:t>
-            </w:r>
-            <w:r>
-              <w:rPr>
-                <w:rStyle w:val="s3"/>
-              </w:rPr>
-              <w:t xml:space="preserve"> </w:t>
-            </w:r>
-            <w:r>
-              <w:rPr>
-                <w:rStyle w:val="apple-converted-space"/>
-              </w:rPr>
-              <w:t> </w:t>
-            </w:r>
-          </w:p>
-          <w:p>
-            <w:pPr>
-              <w:pStyle w:val="p1"/>
-            </w:pPr>
-          </w:p>
-        </w:tc>
-        <w:tc>
-          <w:tcPr>
-            <w:tcW w:w="4543" w:type="dxa"/>
+          </w:p>
+        </w:tc>
+        <w:tc>
+          <w:tcPr>
+            <w:tcW w:w="4644" w:type="dxa"/>
           </w:tcPr>
           <w:p>
             <w:pPr>
@@ -7495,22 +8088,31 @@
         </w:trPr>
         <w:tc>
           <w:tcPr>
-            <w:tcW w:w="4519" w:type="dxa"/>
+            <w:tcW w:w="4644" w:type="dxa"/>
           </w:tcPr>
           <w:p>
             <w:pPr>
               <w:pStyle w:val="Heading2"/>
-            </w:pPr>
-            <w:r>
-              <w:rPr>
-                <w:sz w:val="24"/>
-                <w:szCs w:val="24"/>
+              <w:rPr>
+                <w:sz w:val="28"/>
+                <w:szCs w:val="28"/>
+              </w:rPr>
+            </w:pPr>
+            <w:r>
+              <w:rPr>
+                <w:sz w:val="28"/>
+                <w:szCs w:val="28"/>
               </w:rPr>
               <w:t>Quantum Communication, Quantum Networks, and Quantum Sensing: An Applied Approach</w:t>
             </w:r>
           </w:p>
           <w:p>
             <w:pPr>
+              <w:pStyle w:val="p2"/>
+            </w:pPr>
+          </w:p>
+          <w:p>
+            <w:pPr>
               <w:pStyle w:val="p3"/>
             </w:pPr>
             <w:r>
@@ -7524,9 +8126,11 @@
             <w:r>
               <w:t xml:space="preserve"> Ivan B. Djordjevic</w:t>
             </w:r>
-            <w:r>
-              <w:t xml:space="preserve">, </w:t>
-            </w:r>
+          </w:p>
+          <w:p>
+            <w:pPr>
+              <w:pStyle w:val="p3"/>
+            </w:pPr>
             <w:r>
               <w:rPr>
                 <w:rStyle w:val="s2"/>
@@ -7542,49 +8146,46 @@
               <w:rPr>
                 <w:rStyle w:val="apple-converted-space"/>
               </w:rPr>
-              <w:t> </w:t>
+              <w:t xml:space="preserve">  </w:t>
+            </w:r>
+          </w:p>
+          <w:p>
+            <w:pPr>
+              <w:pStyle w:val="p3"/>
+            </w:pPr>
+            <w:r>
+              <w:rPr>
+                <w:rStyle w:val="s2"/>
+                <w:b/>
+                <w:bCs/>
+              </w:rPr>
+              <w:t>ISBN:</w:t>
+            </w:r>
+            <w:r>
+              <w:t xml:space="preserve"> </w:t>
+            </w:r>
+            <w:r>
+              <w:rPr>
+                <w:rStyle w:val="s2"/>
+                <w:b/>
+                <w:bCs/>
+              </w:rPr>
+              <w:t>9780128229422</w:t>
+            </w:r>
+            <w:r>
+              <w:t xml:space="preserve"> (ISBN-10: 012822942X)</w:t>
             </w:r>
             <w:r>
               <w:rPr>
                 <w:rStyle w:val="apple-converted-space"/>
               </w:rPr>
-              <w:t xml:space="preserve">; </w:t>
-            </w:r>
-            <w:r>
-              <w:rPr>
-                <w:rStyle w:val="s2"/>
-                <w:b/>
-                <w:bCs/>
-              </w:rPr>
-              <w:t>ISBN:</w:t>
-            </w:r>
-            <w:r>
-              <w:t xml:space="preserve"> </w:t>
-            </w:r>
-            <w:r>
-              <w:rPr>
-                <w:rStyle w:val="s2"/>
-                <w:b/>
-                <w:bCs/>
-              </w:rPr>
-              <w:lastRenderedPageBreak/>
-              <w:t>9780128229422</w:t>
-            </w:r>
-            <w:r>
-              <w:t xml:space="preserve"> (ISBN-10: 012822942X)</w:t>
-            </w:r>
-            <w:r>
-              <w:rPr>
-                <w:rStyle w:val="apple-converted-space"/>
-              </w:rPr>
-              <w:t> </w:t>
-            </w:r>
-            <w:r>
-              <w:rPr>
-                <w:rStyle w:val="apple-converted-space"/>
-              </w:rPr>
-              <w:t xml:space="preserve">; </w:t>
-            </w:r>
+              <w:t xml:space="preserve">  </w:t>
+            </w:r>
+          </w:p>
+          <w:p>
+            <w:pPr>
+              <w:pStyle w:val="p4"/>
+            </w:pPr>
             <w:r>
               <w:rPr>
                 <w:b/>
@@ -7627,19 +8228,20 @@
         </w:tc>
         <w:tc>
           <w:tcPr>
-            <w:tcW w:w="4543" w:type="dxa"/>
+            <w:tcW w:w="4644" w:type="dxa"/>
           </w:tcPr>
           <w:p>
             <w:pPr>
               <w:pStyle w:val="p1"/>
             </w:pPr>
             <w:r>
-              <w:lastRenderedPageBreak/>
               <w:t xml:space="preserve">Djordjevic is a </w:t>
             </w:r>
             <w:r>
               <w:rPr>
                 <w:rStyle w:val="s1"/>
+                <w:b/>
+                <w:bCs/>
               </w:rPr>
               <w:t>broad engineering/applied umbrella</w:t>
             </w:r>
@@ -7649,6 +8251,8 @@
             <w:r>
               <w:rPr>
                 <w:rStyle w:val="s1"/>
+                <w:b/>
+                <w:bCs/>
               </w:rPr>
               <w:t>deeper into quantum sensing as the central theme</w:t>
             </w:r>
@@ -7658,6 +8262,8 @@
             <w:r>
               <w:rPr>
                 <w:rStyle w:val="s1"/>
+                <w:b/>
+                <w:bCs/>
               </w:rPr>
               <w:t>pedagogical structure</w:t>
             </w:r>
@@ -7667,15 +8273,10 @@
             <w:r>
               <w:rPr>
                 <w:rStyle w:val="s1"/>
-              </w:rPr>
-              <w:t xml:space="preserve">device physics + decoherence + </w:t>
-            </w:r>
-            <w:r>
-              <w:rPr>
-                <w:rStyle w:val="s1"/>
-              </w:rPr>
-              <w:lastRenderedPageBreak/>
-              <w:t>estimation + Bayesian/ML sensing</w:t>
+                <w:b/>
+                <w:bCs/>
+              </w:rPr>
+              <w:t>device physics + decoherence + estimation + Bayesian/ML sensing</w:t>
             </w:r>
             <w:r>
               <w:t xml:space="preserve"> as a coherent learning path</w:t>
@@ -7689,6 +8290,8 @@
         </w:tc>
       </w:tr>
     </w:tbl>
+    <w:p/>
+    <w:p/>
     <w:p>
       <w:pPr>
         <w:pStyle w:val="ListParagraph"/>
@@ -8166,14 +8769,14 @@
         <w:tblLook w:val="04A0" w:firstRow="1" w:lastRow="0" w:firstColumn="1" w:lastColumn="0" w:noHBand="0" w:noVBand="1"/>
       </w:tblPr>
       <w:tblGrid>
-        <w:gridCol w:w="3014"/>
-        <w:gridCol w:w="3021"/>
-        <w:gridCol w:w="3027"/>
+        <w:gridCol w:w="1773"/>
+        <w:gridCol w:w="3329"/>
+        <w:gridCol w:w="3960"/>
       </w:tblGrid>
       <w:tr>
         <w:tc>
           <w:tcPr>
-            <w:tcW w:w="3096" w:type="dxa"/>
+            <w:tcW w:w="2245" w:type="dxa"/>
           </w:tcPr>
           <w:p>
             <w:pPr>
@@ -8200,7 +8803,7 @@
         </w:tc>
         <w:tc>
           <w:tcPr>
-            <w:tcW w:w="3096" w:type="dxa"/>
+            <w:tcW w:w="2546" w:type="dxa"/>
           </w:tcPr>
           <w:p>
             <w:pPr>
@@ -8227,7 +8830,7 @@
         </w:tc>
         <w:tc>
           <w:tcPr>
-            <w:tcW w:w="3096" w:type="dxa"/>
+            <w:tcW w:w="4271" w:type="dxa"/>
           </w:tcPr>
           <w:p>
             <w:pPr>
@@ -8256,7 +8859,7 @@
       <w:tr>
         <w:tc>
           <w:tcPr>
-            <w:tcW w:w="3096" w:type="dxa"/>
+            <w:tcW w:w="2245" w:type="dxa"/>
           </w:tcPr>
           <w:p>
             <w:pPr>
@@ -8266,14 +8869,26 @@
               <w:rPr>
                 <w:rFonts w:asciiTheme="minorHAnsi" w:hAnsiTheme="minorHAnsi" w:cstheme="minorHAnsi"/>
                 <w:color w:val="222222"/>
-                <w:lang w:val="en-US"/>
-              </w:rPr>
-            </w:pPr>
-          </w:p>
-        </w:tc>
-        <w:tc>
-          <w:tcPr>
-            <w:tcW w:w="3096" w:type="dxa"/>
+                <w:sz w:val="20"/>
+                <w:szCs w:val="20"/>
+                <w:lang w:val="en-US"/>
+              </w:rPr>
+            </w:pPr>
+            <w:r>
+              <w:rPr>
+                <w:rFonts w:asciiTheme="minorHAnsi" w:hAnsiTheme="minorHAnsi" w:cstheme="minorHAnsi"/>
+                <w:color w:val="222222"/>
+                <w:sz w:val="20"/>
+                <w:szCs w:val="20"/>
+                <w:lang w:val="en-US"/>
+              </w:rPr>
+              <w:t>Sorin Paraoanu</w:t>
+            </w:r>
+          </w:p>
+        </w:tc>
+        <w:tc>
+          <w:tcPr>
+            <w:tcW w:w="2546" w:type="dxa"/>
           </w:tcPr>
           <w:p>
             <w:pPr>
@@ -8281,16 +8896,24 @@
               <w:ind w:left="0"/>
               <w:jc w:val="both"/>
               <w:rPr>
-                <w:sz w:val="24"/>
-                <w:szCs w:val="24"/>
-                <w:lang w:val="en-US"/>
-              </w:rPr>
-            </w:pPr>
-          </w:p>
-        </w:tc>
-        <w:tc>
-          <w:tcPr>
-            <w:tcW w:w="3096" w:type="dxa"/>
+                <w:sz w:val="20"/>
+                <w:szCs w:val="20"/>
+                <w:lang w:val="en-US"/>
+              </w:rPr>
+            </w:pPr>
+            <w:r>
+              <w:rPr>
+                <w:sz w:val="20"/>
+                <w:szCs w:val="20"/>
+                <w:lang w:val="en-US"/>
+              </w:rPr>
+              <w:t>sorin.paraoanu@aalto.fi</w:t>
+            </w:r>
+          </w:p>
+        </w:tc>
+        <w:tc>
+          <w:tcPr>
+            <w:tcW w:w="4271" w:type="dxa"/>
           </w:tcPr>
           <w:p>
             <w:pPr>
@@ -8298,18 +8921,46 @@
               <w:ind w:left="0"/>
               <w:jc w:val="both"/>
               <w:rPr>
-                <w:sz w:val="24"/>
-                <w:szCs w:val="24"/>
-                <w:lang w:val="en-US"/>
-              </w:rPr>
-            </w:pPr>
+                <w:sz w:val="20"/>
+                <w:szCs w:val="20"/>
+                <w:lang w:val="en-US"/>
+              </w:rPr>
+            </w:pPr>
+            <w:r>
+              <w:rPr>
+                <w:sz w:val="20"/>
+                <w:szCs w:val="20"/>
+                <w:lang w:val="en-US"/>
+              </w:rPr>
+              <w:t>https://www.aalto.fi/en/people/gheorghe-sorin-paraoanu</w:t>
+            </w:r>
           </w:p>
         </w:tc>
       </w:tr>
       <w:tr>
         <w:tc>
           <w:tcPr>
-            <w:tcW w:w="3096" w:type="dxa"/>
+            <w:tcW w:w="2245" w:type="dxa"/>
+          </w:tcPr>
+          <w:p>
+            <w:pPr>
+              <w:rPr>
+                <w:sz w:val="20"/>
+                <w:szCs w:val="20"/>
+              </w:rPr>
+            </w:pPr>
+            <w:r>
+              <w:rPr>
+                <w:sz w:val="20"/>
+                <w:szCs w:val="20"/>
+              </w:rPr>
+              <w:t>Vittorio Giovannetti</w:t>
+            </w:r>
+          </w:p>
+        </w:tc>
+        <w:tc>
+          <w:tcPr>
+            <w:tcW w:w="2546" w:type="dxa"/>
           </w:tcPr>
           <w:p>
             <w:pPr>
@@ -8317,16 +8968,24 @@
               <w:ind w:left="0"/>
               <w:jc w:val="both"/>
               <w:rPr>
-                <w:sz w:val="24"/>
-                <w:szCs w:val="24"/>
-                <w:lang w:val="en-US"/>
-              </w:rPr>
-            </w:pPr>
-          </w:p>
-        </w:tc>
-        <w:tc>
-          <w:tcPr>
-            <w:tcW w:w="3096" w:type="dxa"/>
+                <w:sz w:val="20"/>
+                <w:szCs w:val="20"/>
+                <w:lang w:val="en-US"/>
+              </w:rPr>
+            </w:pPr>
+            <w:r>
+              <w:rPr>
+                <w:sz w:val="20"/>
+                <w:szCs w:val="20"/>
+                <w:lang w:val="en-US"/>
+              </w:rPr>
+              <w:t>vittorio.giovannetti@sns.it</w:t>
+            </w:r>
+          </w:p>
+        </w:tc>
+        <w:tc>
+          <w:tcPr>
+            <w:tcW w:w="4271" w:type="dxa"/>
           </w:tcPr>
           <w:p>
             <w:pPr>
@@ -8334,16 +8993,26 @@
               <w:ind w:left="0"/>
               <w:jc w:val="both"/>
               <w:rPr>
-                <w:sz w:val="24"/>
-                <w:szCs w:val="24"/>
-                <w:lang w:val="en-US"/>
-              </w:rPr>
-            </w:pPr>
-          </w:p>
-        </w:tc>
-        <w:tc>
-          <w:tcPr>
-            <w:tcW w:w="3096" w:type="dxa"/>
+                <w:sz w:val="20"/>
+                <w:szCs w:val="20"/>
+                <w:lang w:val="en-US"/>
+              </w:rPr>
+            </w:pPr>
+            <w:r>
+              <w:rPr>
+                <w:sz w:val="20"/>
+                <w:szCs w:val="20"/>
+                <w:lang w:val="en-US"/>
+              </w:rPr>
+              <w:t>https://www.sns.it/en/persona/vittorio-giovannetti</w:t>
+            </w:r>
+          </w:p>
+        </w:tc>
+      </w:tr>
+      <w:tr>
+        <w:tc>
+          <w:tcPr>
+            <w:tcW w:w="2245" w:type="dxa"/>
           </w:tcPr>
           <w:p>
             <w:pPr>
@@ -8351,18 +9020,24 @@
               <w:ind w:left="0"/>
               <w:jc w:val="both"/>
               <w:rPr>
-                <w:sz w:val="24"/>
-                <w:szCs w:val="24"/>
-                <w:lang w:val="en-US"/>
-              </w:rPr>
-            </w:pPr>
-          </w:p>
-        </w:tc>
-      </w:tr>
-      <w:tr>
-        <w:tc>
-          <w:tcPr>
-            <w:tcW w:w="3096" w:type="dxa"/>
+                <w:sz w:val="20"/>
+                <w:szCs w:val="20"/>
+                <w:lang w:val="en-US"/>
+              </w:rPr>
+            </w:pPr>
+            <w:r>
+              <w:rPr>
+                <w:sz w:val="20"/>
+                <w:szCs w:val="20"/>
+                <w:lang w:val="en-US"/>
+              </w:rPr>
+              <w:t>David Vitali</w:t>
+            </w:r>
+          </w:p>
+        </w:tc>
+        <w:tc>
+          <w:tcPr>
+            <w:tcW w:w="2546" w:type="dxa"/>
           </w:tcPr>
           <w:p>
             <w:pPr>
@@ -8370,16 +9045,24 @@
               <w:ind w:left="0"/>
               <w:jc w:val="both"/>
               <w:rPr>
-                <w:sz w:val="24"/>
-                <w:szCs w:val="24"/>
-                <w:lang w:val="en-US"/>
-              </w:rPr>
-            </w:pPr>
-          </w:p>
-        </w:tc>
-        <w:tc>
-          <w:tcPr>
-            <w:tcW w:w="3096" w:type="dxa"/>
+                <w:sz w:val="20"/>
+                <w:szCs w:val="20"/>
+                <w:lang w:val="en-US"/>
+              </w:rPr>
+            </w:pPr>
+            <w:r>
+              <w:rPr>
+                <w:sz w:val="20"/>
+                <w:szCs w:val="20"/>
+                <w:lang w:val="en-US"/>
+              </w:rPr>
+              <w:t>david.vitali@unicam.it</w:t>
+            </w:r>
+          </w:p>
+        </w:tc>
+        <w:tc>
+          <w:tcPr>
+            <w:tcW w:w="4271" w:type="dxa"/>
           </w:tcPr>
           <w:p>
             <w:pPr>
@@ -8387,28 +9070,109 @@
               <w:ind w:left="0"/>
               <w:jc w:val="both"/>
               <w:rPr>
-                <w:sz w:val="24"/>
-                <w:szCs w:val="24"/>
-                <w:lang w:val="en-US"/>
-              </w:rPr>
-            </w:pPr>
-          </w:p>
-        </w:tc>
-        <w:tc>
-          <w:tcPr>
-            <w:tcW w:w="3096" w:type="dxa"/>
-          </w:tcPr>
+                <w:sz w:val="20"/>
+                <w:szCs w:val="20"/>
+                <w:lang w:val="en-US"/>
+              </w:rPr>
+            </w:pPr>
+            <w:r>
+              <w:rPr>
+                <w:sz w:val="20"/>
+                <w:szCs w:val="20"/>
+                <w:lang w:val="en-US"/>
+              </w:rPr>
+              <w:t>https://www.redi-research.eu/testimonial/vitali-david/</w:t>
+            </w:r>
+          </w:p>
+        </w:tc>
+      </w:tr>
+      <w:tr>
+        <w:tc>
+          <w:tcPr>
+            <w:tcW w:w="2245" w:type="dxa"/>
+          </w:tcPr>
+          <w:p>
+            <w:pPr>
+              <w:spacing w:after="0" w:line="240" w:lineRule="auto"/>
+              <w:rPr>
+                <w:rFonts w:ascii="Times-Roman" w:hAnsi="Times-Roman"/>
+                <w:sz w:val="20"/>
+                <w:szCs w:val="20"/>
+                <w:lang w:val="en-US"/>
+              </w:rPr>
+            </w:pPr>
+            <w:r>
+              <w:rPr>
+                <w:rFonts w:ascii="Helvetica Neue" w:hAnsi="Helvetica Neue"/>
+                <w:sz w:val="20"/>
+                <w:szCs w:val="20"/>
+              </w:rPr>
+              <w:t>Andreas Nunnenkamp</w:t>
+            </w:r>
+          </w:p>
           <w:p>
             <w:pPr>
               <w:pStyle w:val="ListParagraph"/>
               <w:ind w:left="0"/>
               <w:jc w:val="both"/>
               <w:rPr>
-                <w:sz w:val="24"/>
-                <w:szCs w:val="24"/>
-                <w:lang w:val="en-US"/>
-              </w:rPr>
-            </w:pPr>
+                <w:sz w:val="20"/>
+                <w:szCs w:val="20"/>
+                <w:lang w:val="en-US"/>
+              </w:rPr>
+            </w:pPr>
+          </w:p>
+        </w:tc>
+        <w:tc>
+          <w:tcPr>
+            <w:tcW w:w="2546" w:type="dxa"/>
+          </w:tcPr>
+          <w:p>
+            <w:pPr>
+              <w:spacing w:after="0" w:line="240" w:lineRule="auto"/>
+              <w:rPr>
+                <w:rFonts w:ascii="Times-Roman" w:hAnsi="Times-Roman"/>
+                <w:sz w:val="20"/>
+                <w:szCs w:val="20"/>
+                <w:lang w:val="en-US"/>
+              </w:rPr>
+            </w:pPr>
+            <w:hyperlink r:id="rId7" w:history="1">
+              <w:r>
+                <w:rPr>
+                  <w:rStyle w:val="Hyperlink"/>
+                  <w:rFonts w:ascii="Helvetica Neue" w:hAnsi="Helvetica Neue"/>
+                  <w:sz w:val="20"/>
+                  <w:szCs w:val="20"/>
+                </w:rPr>
+                <w:t>andreas.nunnenkamp@univie.ac.at</w:t>
+              </w:r>
+            </w:hyperlink>
+          </w:p>
+        </w:tc>
+        <w:tc>
+          <w:tcPr>
+            <w:tcW w:w="4271" w:type="dxa"/>
+          </w:tcPr>
+          <w:p>
+            <w:pPr>
+              <w:pStyle w:val="ListParagraph"/>
+              <w:ind w:left="0"/>
+              <w:jc w:val="both"/>
+              <w:rPr>
+                <w:sz w:val="20"/>
+                <w:szCs w:val="20"/>
+                <w:lang w:val="en-US"/>
+              </w:rPr>
+            </w:pPr>
+            <w:r>
+              <w:rPr>
+                <w:sz w:val="20"/>
+                <w:szCs w:val="20"/>
+                <w:lang w:val="en-US"/>
+              </w:rPr>
+              <w:t>https://nunnenkamp.univie.ac.at/</w:t>
+            </w:r>
           </w:p>
         </w:tc>
       </w:tr>
@@ -11484,6 +12248,14 @@
     <w:abstractNumId w:val="6"/>
   </w:num>
 </w:numbering>
+</file>
+
+<file path=word/people.xml><?xml version="1.0" encoding="utf-8"?>
+<w15:people xmlns:wpc="http://schemas.microsoft.com/office/word/2010/wordprocessingCanvas" xmlns:cx="http://schemas.microsoft.com/office/drawing/2014/chartex" xmlns:cx1="http://schemas.microsoft.com/office/drawing/2015/9/8/chartex" xmlns:cx2="http://schemas.microsoft.com/office/drawing/2015/10/21/chartex" xmlns:cx3="http://schemas.microsoft.com/office/drawing/2016/5/9/chartex" xmlns:cx4="http://schemas.microsoft.com/office/drawing/2016/5/10/chartex" xmlns:cx5="http://schemas.microsoft.com/office/drawing/2016/5/11/chartex" xmlns:cx6="http://schemas.microsoft.com/office/drawing/2016/5/12/chartex" xmlns:cx7="http://schemas.microsoft.com/office/drawing/2016/5/13/chartex" xmlns:cx8="http://schemas.microsoft.com/office/drawing/2016/5/14/chartex" xmlns:mc="http://schemas.openxmlformats.org/markup-compatibility/2006" xmlns:aink="http://schemas.microsoft.com/office/drawing/2016/ink" xmlns:am3d="http://schemas.microsoft.com/office/drawing/2017/model3d" xmlns:o="urn:schemas-microsoft-com:office:office" xmlns:oel="http://schemas.microsoft.com/office/2019/extlst" xmlns:r="http://schemas.openxmlformats.org/officeDocument/2006/relationships" xmlns:m="http://schemas.openxmlformats.org/officeDocument/2006/math" xmlns:v="urn:schemas-microsoft-com:vml" xmlns:wp14="http://schemas.microsoft.com/office/word/2010/wordprocessingDrawing" xmlns:wp="http://schemas.openxmlformats.org/drawingml/2006/wordprocessingDrawing" xmlns:w10="urn:schemas-microsoft-com:office:word" xmlns:w="http://schemas.openxmlformats.org/wordprocessingml/2006/main" xmlns:w14="http://schemas.microsoft.com/office/word/2010/wordml" xmlns:w15="http://schemas.microsoft.com/office/word/2012/wordml" xmlns:w16cex="http://schemas.microsoft.com/office/word/2018/wordml/cex" xmlns:w16cid="http://schemas.microsoft.com/office/word/2016/wordml/cid" xmlns:w16="http://schemas.microsoft.com/office/word/2018/wordml" xmlns:w16du="http://schemas.microsoft.com/office/word/2023/wordml/word16du" xmlns:w16sdtdh="http://schemas.microsoft.com/office/word/2020/wordml/sdtdatahash" xmlns:w16sdtfl="http://schemas.microsoft.com/office/word/2024/wordml/sdtformatlock" xmlns:w16se="http://schemas.microsoft.com/office/word/2015/wordml/symex" xmlns:wpg="http://schemas.microsoft.com/office/word/2010/wordprocessingGroup" xmlns:wpi="http://schemas.microsoft.com/office/word/2010/wordprocessingInk" xmlns:wne="http://schemas.microsoft.com/office/word/2006/wordml" xmlns:wps="http://schemas.microsoft.com/office/word/2010/wordprocessingShape" mc:Ignorable="w14 w15 w16se w16cid w16 w16cex w16sdtdh w16sdtfl w16du wp14">
+  <w15:person w15:author="Francesco Pietro Massel">
+    <w15:presenceInfo w15:providerId="AD" w15:userId="S::fma@usn.no::1ba0779f-7ea8-4e94-b6ee-62c203f2b6b7"/>
+  </w15:person>
+</w15:people>
 </file>
 
 <file path=word/styles.xml><?xml version="1.0" encoding="utf-8"?>
@@ -12122,15 +12894,94 @@
     <w:basedOn w:val="DefaultParagraphFont"/>
     <w:rsid w:val="00D16D48"/>
   </w:style>
-  <w:style w:type="character" w:styleId="Emphasis">
-    <w:name w:val="Emphasis"/>
+  <w:style w:type="paragraph" w:styleId="Revision">
+    <w:name w:val="Revision"/>
+    <w:hidden/>
+    <w:uiPriority w:val="99"/>
+    <w:semiHidden/>
+    <w:rsid w:val="00CD0C3B"/>
+    <w:rPr>
+      <w:sz w:val="22"/>
+      <w:szCs w:val="22"/>
+      <w:lang w:val="de-DE"/>
+    </w:rPr>
+  </w:style>
+  <w:style w:type="character" w:styleId="CommentReference">
+    <w:name w:val="annotation reference"/>
     <w:basedOn w:val="DefaultParagraphFont"/>
-    <w:uiPriority w:val="20"/>
-    <w:qFormat/>
-    <w:rsid w:val="00B10FE6"/>
+    <w:uiPriority w:val="99"/>
+    <w:semiHidden/>
+    <w:unhideWhenUsed/>
+    <w:rsid w:val="0044431B"/>
     <w:rPr>
-      <w:i/>
-      <w:iCs/>
+      <w:sz w:val="16"/>
+      <w:szCs w:val="16"/>
+    </w:rPr>
+  </w:style>
+  <w:style w:type="paragraph" w:styleId="CommentText">
+    <w:name w:val="annotation text"/>
+    <w:basedOn w:val="Normal"/>
+    <w:link w:val="CommentTextChar"/>
+    <w:uiPriority w:val="99"/>
+    <w:semiHidden/>
+    <w:unhideWhenUsed/>
+    <w:rsid w:val="0044431B"/>
+    <w:pPr>
+      <w:spacing w:line="240" w:lineRule="auto"/>
+    </w:pPr>
+    <w:rPr>
+      <w:sz w:val="20"/>
+      <w:szCs w:val="20"/>
+    </w:rPr>
+  </w:style>
+  <w:style w:type="character" w:customStyle="1" w:styleId="CommentTextChar">
+    <w:name w:val="Comment Text Char"/>
+    <w:basedOn w:val="DefaultParagraphFont"/>
+    <w:link w:val="CommentText"/>
+    <w:uiPriority w:val="99"/>
+    <w:semiHidden/>
+    <w:rsid w:val="0044431B"/>
+    <w:rPr>
+      <w:lang w:val="de-DE"/>
+    </w:rPr>
+  </w:style>
+  <w:style w:type="paragraph" w:styleId="CommentSubject">
+    <w:name w:val="annotation subject"/>
+    <w:basedOn w:val="CommentText"/>
+    <w:next w:val="CommentText"/>
+    <w:link w:val="CommentSubjectChar"/>
+    <w:uiPriority w:val="99"/>
+    <w:semiHidden/>
+    <w:unhideWhenUsed/>
+    <w:rsid w:val="0044431B"/>
+    <w:rPr>
+      <w:b/>
+      <w:bCs/>
+    </w:rPr>
+  </w:style>
+  <w:style w:type="character" w:customStyle="1" w:styleId="CommentSubjectChar">
+    <w:name w:val="Comment Subject Char"/>
+    <w:basedOn w:val="CommentTextChar"/>
+    <w:link w:val="CommentSubject"/>
+    <w:uiPriority w:val="99"/>
+    <w:semiHidden/>
+    <w:rsid w:val="0044431B"/>
+    <w:rPr>
+      <w:b/>
+      <w:bCs/>
+      <w:lang w:val="de-DE"/>
+    </w:rPr>
+  </w:style>
+  <w:style w:type="character" w:styleId="UnresolvedMention">
+    <w:name w:val="Unresolved Mention"/>
+    <w:basedOn w:val="DefaultParagraphFont"/>
+    <w:uiPriority w:val="99"/>
+    <w:semiHidden/>
+    <w:unhideWhenUsed/>
+    <w:rsid w:val="00557E5E"/>
+    <w:rPr>
+      <w:color w:val="605E5C"/>
+      <w:shd w:val="clear" w:color="auto" w:fill="E1DFDD"/>
     </w:rPr>
   </w:style>
 </w:styles>
@@ -12395,4 +13246,10 @@
     </a:ext>
   </a:extLst>
 </a:theme>
+</file>
+
+<file path=docMetadata/LabelInfo.xml><?xml version="1.0" encoding="utf-8"?>
+<clbl:labelList xmlns:clbl="http://schemas.microsoft.com/office/2020/mipLabelMetadata">
+  <clbl:label id="{bc758dd0-ab53-4372-9a7c-e98a9620862c}" enabled="0" method="" siteId="{bc758dd0-ab53-4372-9a7c-e98a9620862c}" removed="1"/>
+</clbl:labelList>
 </file>